--- a/docs/diploma_robotics.docx
+++ b/docs/diploma_robotics.docx
@@ -316,7 +316,7 @@
           <w:sz w:val="28"/>
           <w:szCs w:val="28"/>
         </w:rPr>
-        <w:t xml:space="preserve">  2.1 Общая архитектура системы</w:t>
+        <w:t xml:space="preserve">  2.1 Многоплатформенная архитектура системы</w:t>
       </w:r>
     </w:p>
     <w:p>
@@ -334,7 +334,7 @@
           <w:sz w:val="28"/>
           <w:szCs w:val="28"/>
         </w:rPr>
-        <w:t xml:space="preserve">  2.2 Модель данных</w:t>
+        <w:t xml:space="preserve">  2.2 Общий слой (shared)</w:t>
       </w:r>
     </w:p>
     <w:p>
@@ -352,7 +352,7 @@
           <w:sz w:val="28"/>
           <w:szCs w:val="28"/>
         </w:rPr>
-        <w:t xml:space="preserve">  2.3 Контроллеры</w:t>
+        <w:t xml:space="preserve">  2.3 Desktop приложение</w:t>
       </w:r>
     </w:p>
     <w:p>
@@ -370,12 +370,12 @@
           <w:sz w:val="28"/>
           <w:szCs w:val="28"/>
         </w:rPr>
-        <w:t xml:space="preserve">  2.4 Графический интерфейс</w:t>
-      </w:r>
-    </w:p>
-    <w:p>
-      <w:pPr>
-        <w:spacing w:after="60" w:line="360"/>
+        <w:t xml:space="preserve">  2.4 Web интерфейс</w:t>
+      </w:r>
+    </w:p>
+    <w:p>
+      <w:pPr>
+        <w:spacing w:after="40" w:line="360"/>
         <w:jc w:val="both"/>
       </w:pPr>
       <w:r>
@@ -388,7 +388,7 @@
           <w:sz w:val="28"/>
           <w:szCs w:val="28"/>
         </w:rPr>
-        <w:t xml:space="preserve">  2.5 Система событий</w:t>
+        <w:t xml:space="preserve">  2.5 ROS2 интеграция</w:t>
       </w:r>
     </w:p>
     <w:p>
@@ -406,12 +406,12 @@
           <w:sz w:val="28"/>
           <w:szCs w:val="28"/>
         </w:rPr>
-        <w:t xml:space="preserve">ГЛАВА 3. РЕАЛИЗАЦИЯ КЛЮЧЕВЫХ АЛГОРИТМОВ</w:t>
-      </w:r>
-    </w:p>
-    <w:p>
-      <w:pPr>
-        <w:spacing w:after="40" w:line="360"/>
+        <w:t xml:space="preserve">  2.6 Система программ для задач</w:t>
+      </w:r>
+    </w:p>
+    <w:p>
+      <w:pPr>
+        <w:spacing w:after="60" w:line="360"/>
         <w:jc w:val="both"/>
       </w:pPr>
       <w:r>
@@ -424,7 +424,7 @@
           <w:sz w:val="28"/>
           <w:szCs w:val="28"/>
         </w:rPr>
-        <w:t xml:space="preserve">  3.1 Реализация прямой кинематики</w:t>
+        <w:t xml:space="preserve">ГЛАВА 3. РЕАЛИЗАЦИЯ КЛЮЧЕВЫХ АЛГОРИТМОВ</w:t>
       </w:r>
     </w:p>
     <w:p>
@@ -442,7 +442,7 @@
           <w:sz w:val="28"/>
           <w:szCs w:val="28"/>
         </w:rPr>
-        <w:t xml:space="preserve">  3.2 Реализация обратной кинематики</w:t>
+        <w:t xml:space="preserve">  3.1 Реализация прямой кинематики</w:t>
       </w:r>
     </w:p>
     <w:p>
@@ -460,7 +460,7 @@
           <w:sz w:val="28"/>
           <w:szCs w:val="28"/>
         </w:rPr>
-        <w:t xml:space="preserve">  3.3 Управление моторами ST3215</w:t>
+        <w:t xml:space="preserve">  3.2 Реализация обратной кинематики</w:t>
       </w:r>
     </w:p>
     <w:p>
@@ -478,12 +478,12 @@
           <w:sz w:val="28"/>
           <w:szCs w:val="28"/>
         </w:rPr>
-        <w:t xml:space="preserve">  3.4 Безопасный визуализатор</w:t>
-      </w:r>
-    </w:p>
-    <w:p>
-      <w:pPr>
-        <w:spacing w:after="60" w:line="360"/>
+        <w:t xml:space="preserve">  3.3 Управление моторами ST3215</w:t>
+      </w:r>
+    </w:p>
+    <w:p>
+      <w:pPr>
+        <w:spacing w:after="40" w:line="360"/>
         <w:jc w:val="both"/>
       </w:pPr>
       <w:r>
@@ -496,7 +496,7 @@
           <w:sz w:val="28"/>
           <w:szCs w:val="28"/>
         </w:rPr>
-        <w:t xml:space="preserve">  3.5 Симуляция в MuJoCo</w:t>
+        <w:t xml:space="preserve">  3.4 Безопасный визуализатор</w:t>
       </w:r>
     </w:p>
     <w:p>
@@ -514,12 +514,12 @@
           <w:sz w:val="28"/>
           <w:szCs w:val="28"/>
         </w:rPr>
-        <w:t xml:space="preserve">ГЛАВА 4. РЕЗУЛЬТАТЫ И ТЕСТИРОВАНИЕ</w:t>
-      </w:r>
-    </w:p>
-    <w:p>
-      <w:pPr>
-        <w:spacing w:after="40" w:line="360"/>
+        <w:t xml:space="preserve">  3.5 Симуляция в MuJoCo</w:t>
+      </w:r>
+    </w:p>
+    <w:p>
+      <w:pPr>
+        <w:spacing w:after="60" w:line="360"/>
         <w:jc w:val="both"/>
       </w:pPr>
       <w:r>
@@ -532,7 +532,7 @@
           <w:sz w:val="28"/>
           <w:szCs w:val="28"/>
         </w:rPr>
-        <w:t xml:space="preserve">  4.1 Тестирование прямой кинематики</w:t>
+        <w:t xml:space="preserve">ГЛАВА 4. РЕЗУЛЬТАТЫ И ТЕСТИРОВАНИЕ</w:t>
       </w:r>
     </w:p>
     <w:p>
@@ -550,12 +550,12 @@
           <w:sz w:val="28"/>
           <w:szCs w:val="28"/>
         </w:rPr>
-        <w:t xml:space="preserve">  4.2 Тестирование обратной кинематики</w:t>
-      </w:r>
-    </w:p>
-    <w:p>
-      <w:pPr>
-        <w:spacing w:after="60" w:line="360"/>
+        <w:t xml:space="preserve">  4.1 Тестирование прямой кинематики</w:t>
+      </w:r>
+    </w:p>
+    <w:p>
+      <w:pPr>
+        <w:spacing w:after="40" w:line="360"/>
         <w:jc w:val="both"/>
       </w:pPr>
       <w:r>
@@ -568,7 +568,7 @@
           <w:sz w:val="28"/>
           <w:szCs w:val="28"/>
         </w:rPr>
-        <w:t xml:space="preserve">  4.3 Комплексное тестирование системы</w:t>
+        <w:t xml:space="preserve">  4.2 Тестирование обратной кинематики</w:t>
       </w:r>
     </w:p>
     <w:p>
@@ -586,7 +586,7 @@
           <w:sz w:val="28"/>
           <w:szCs w:val="28"/>
         </w:rPr>
-        <w:t xml:space="preserve">ЗАКЛЮЧЕНИЕ</w:t>
+        <w:t xml:space="preserve">  4.3 Комплексное тестирование системы</w:t>
       </w:r>
     </w:p>
     <w:p>
@@ -604,6 +604,24 @@
           <w:sz w:val="28"/>
           <w:szCs w:val="28"/>
         </w:rPr>
+        <w:t xml:space="preserve">ЗАКЛЮЧЕНИЕ</w:t>
+      </w:r>
+    </w:p>
+    <w:p>
+      <w:pPr>
+        <w:spacing w:after="60" w:line="360"/>
+        <w:jc w:val="both"/>
+      </w:pPr>
+      <w:r>
+        <w:rPr>
+          <w:rFonts w:ascii="Times New Roman" w:cs="Times New Roman" w:eastAsia="Times New Roman" w:hAnsi="Times New Roman"/>
+          <w:b w:val="false"/>
+          <w:bCs w:val="false"/>
+          <w:i w:val="false"/>
+          <w:iCs w:val="false"/>
+          <w:sz w:val="28"/>
+          <w:szCs w:val="28"/>
+        </w:rPr>
         <w:t xml:space="preserve">СПИСОК ИСПОЛЬЗОВАННЫХ ИСТОЧНИКОВ</w:t>
       </w:r>
     </w:p>
@@ -689,7 +707,7 @@
           <w:sz w:val="28"/>
           <w:szCs w:val="28"/>
         </w:rPr>
-        <w:t xml:space="preserve">является разработка модульного программного обеспечения для управления 6-осевым роботом-манипулятором на базе сервоприводов ST3215, включающего решение задач прямой и обратной кинематики, реализацию графического интерфейса оператора и интеграцию с физической симуляцией MuJoCo.</w:t>
+        <w:t xml:space="preserve">является разработка многоплатформенного программного обеспечения для управления 6-осевым роботом-манипулятором на базе сервоприводов ST3215, охватывающего три независимых клиентских уровня (Desktop, Web, ROS2) с общим ядром кинематики и управления, а также набор высокоуровневых программ для типовых задач манипулятора.</w:t>
       </w:r>
     </w:p>
     <w:p>
@@ -780,7 +798,7 @@
           <w:sz w:val="28"/>
           <w:szCs w:val="28"/>
         </w:rPr>
-        <w:t xml:space="preserve">— создать графический интерфейс оператора в стиле промышленных контроллеров FANUC;</w:t>
+        <w:t xml:space="preserve">— создать Desktop-приложение с GUI в стиле промышленных контроллеров FANUC (Tkinter);</w:t>
       </w:r>
     </w:p>
     <w:p>
@@ -798,7 +816,7 @@
           <w:sz w:val="28"/>
           <w:szCs w:val="28"/>
         </w:rPr>
-        <w:t xml:space="preserve">— реализовать 3D-визуализацию робота и систему блочного программирования;</w:t>
+        <w:t xml:space="preserve">— разработать Web-интерфейс с REST API и WebSocket для удалённого управления (FastAPI);</w:t>
       </w:r>
     </w:p>
     <w:p>
@@ -816,7 +834,7 @@
           <w:sz w:val="28"/>
           <w:szCs w:val="28"/>
         </w:rPr>
-        <w:t xml:space="preserve">— интегрировать симуляцию в среде MuJoCo для будущего обучения с подкреплением;</w:t>
+        <w:t xml:space="preserve">— реализовать ROS2-пакет с нодами управления, мониторинга и сервисом обратной кинематики;</w:t>
       </w:r>
     </w:p>
     <w:p>
@@ -834,6 +852,42 @@
           <w:sz w:val="28"/>
           <w:szCs w:val="28"/>
         </w:rPr>
+        <w:t xml:space="preserve">— создать набор программ для типовых задач: захват объекта, рисование траектории, калибровка, сканирование;</w:t>
+      </w:r>
+    </w:p>
+    <w:p>
+      <w:pPr>
+        <w:spacing w:after="120" w:line="360"/>
+        <w:jc w:val="both"/>
+      </w:pPr>
+      <w:r>
+        <w:rPr>
+          <w:rFonts w:ascii="Times New Roman" w:cs="Times New Roman" w:eastAsia="Times New Roman" w:hAnsi="Times New Roman"/>
+          <w:b w:val="false"/>
+          <w:bCs w:val="false"/>
+          <w:i w:val="false"/>
+          <w:iCs w:val="false"/>
+          <w:sz w:val="28"/>
+          <w:szCs w:val="28"/>
+        </w:rPr>
+        <w:t xml:space="preserve">— интегрировать симуляцию в среде MuJoCo для будущего обучения с подкреплением;</w:t>
+      </w:r>
+    </w:p>
+    <w:p>
+      <w:pPr>
+        <w:spacing w:after="120" w:line="360"/>
+        <w:jc w:val="both"/>
+      </w:pPr>
+      <w:r>
+        <w:rPr>
+          <w:rFonts w:ascii="Times New Roman" w:cs="Times New Roman" w:eastAsia="Times New Roman" w:hAnsi="Times New Roman"/>
+          <w:b w:val="false"/>
+          <w:bCs w:val="false"/>
+          <w:i w:val="false"/>
+          <w:iCs w:val="false"/>
+          <w:sz w:val="28"/>
+          <w:szCs w:val="28"/>
+        </w:rPr>
         <w:t xml:space="preserve">— провести комплексное тестирование разработанного ПО.</w:t>
       </w:r>
     </w:p>
@@ -909,7 +963,7 @@
           <w:sz w:val="28"/>
           <w:szCs w:val="28"/>
         </w:rPr>
-        <w:t xml:space="preserve">работы состоит в создании готового к использованию программного комплекса, обеспечивающего управление реальным роботом через графический интерфейс, расчёт траекторий по координатам целевой точки и возможность интеграции с системами машинного обучения через среду MuJoCo.</w:t>
+        <w:t xml:space="preserve">работы состоит в создании готового к использованию многоплатформенного комплекса: Desktop-приложение обеспечивает полный локальный контроль, Web-интерфейс позволяет управлять роботом с любого устройства без установки ПО, ROS2-пакет открывает интеграцию с промышленными робototехническими системами, а библиотека задач (pick-and-place, рисование, калибровка, сканирование) демонстрирует практическое применение разработанных алгоритмов.</w:t>
       </w:r>
     </w:p>
     <w:p>
@@ -3349,7 +3403,7 @@
           <w:sz w:val="28"/>
           <w:szCs w:val="28"/>
         </w:rPr>
-        <w:t xml:space="preserve">2.1 Общая архитектура системы</w:t>
+        <w:t xml:space="preserve">2.1 Многоплатформенная архитектура системы</w:t>
       </w:r>
     </w:p>
     <w:p>
@@ -3368,7 +3422,7 @@
           <w:sz w:val="28"/>
           <w:szCs w:val="28"/>
         </w:rPr>
-        <w:t xml:space="preserve">Программный комплекс построен по модульной архитектуре MVC (Model–View–Controller) на языке Python 3.12+. Выбор архитектуры обусловлен необходимостью разделения логики управления роботом, представления данных и пользовательского интерфейса. Структура проекта представлена в таблице 2.1.</w:t>
+        <w:t xml:space="preserve">Программный комплекс разработан по многоплатформенной архитектуре, разделяющей платформо-независимое ядро и три клиентских слоя: Desktop (локальный GUI), Web (браузерный интерфейс) и ROS2 (интеграция с роботизированной экосистемой). Такой подход позволяет использовать один и тот же алгоритмический код кинематики и управления моторами на любой платформе без дублирования.</w:t>
       </w:r>
     </w:p>
     <w:p>
@@ -3389,7 +3443,7 @@
           <w:sz w:val="28"/>
           <w:szCs w:val="28"/>
         </w:rPr>
-        <w:t xml:space="preserve">Таблица 2.1 — Модульная структура проекта</w:t>
+        <w:t xml:space="preserve">Таблица 2.1 — Многоплатформенная структура проекта</w:t>
       </w:r>
     </w:p>
     <w:tbl>
@@ -3405,13 +3459,14 @@
         </w:tblBorders>
       </w:tblPr>
       <w:tblGrid>
-        <w:gridCol w:w="3600"/>
-        <w:gridCol w:w="5400"/>
+        <w:gridCol w:w="2000"/>
+        <w:gridCol w:w="2200"/>
+        <w:gridCol w:w="4800"/>
       </w:tblGrid>
       <w:tr>
         <w:tc>
           <w:tcPr>
-            <w:tcW w:type="dxa" w:w="3600"/>
+            <w:tcW w:type="dxa" w:w="2000"/>
             <w:tcBorders>
               <w:top w:val="single" w:color="999999" w:sz="1"/>
               <w:left w:val="single" w:color="999999" w:sz="1"/>
@@ -3439,13 +3494,13 @@
                 <w:sz w:val="24"/>
                 <w:szCs w:val="24"/>
               </w:rPr>
-              <w:t xml:space="preserve">Модуль</w:t>
-            </w:r>
-          </w:p>
-        </w:tc>
-        <w:tc>
-          <w:tcPr>
-            <w:tcW w:type="dxa" w:w="5400"/>
+              <w:t xml:space="preserve">Слой</w:t>
+            </w:r>
+          </w:p>
+        </w:tc>
+        <w:tc>
+          <w:tcPr>
+            <w:tcW w:type="dxa" w:w="2200"/>
             <w:tcBorders>
               <w:top w:val="single" w:color="999999" w:sz="1"/>
               <w:left w:val="single" w:color="999999" w:sz="1"/>
@@ -3473,6 +3528,40 @@
                 <w:sz w:val="24"/>
                 <w:szCs w:val="24"/>
               </w:rPr>
+              <w:t xml:space="preserve">Директория</w:t>
+            </w:r>
+          </w:p>
+        </w:tc>
+        <w:tc>
+          <w:tcPr>
+            <w:tcW w:type="dxa" w:w="4800"/>
+            <w:tcBorders>
+              <w:top w:val="single" w:color="999999" w:sz="1"/>
+              <w:left w:val="single" w:color="999999" w:sz="1"/>
+              <w:bottom w:val="single" w:color="999999" w:sz="1"/>
+              <w:right w:val="single" w:color="999999" w:sz="1"/>
+            </w:tcBorders>
+            <w:shd w:fill="D5E8F0" w:val="clear"/>
+            <w:tcMar>
+              <w:top w:type="dxa" w:w="60"/>
+              <w:left w:type="dxa" w:w="100"/>
+              <w:bottom w:type="dxa" w:w="60"/>
+              <w:right w:type="dxa" w:w="100"/>
+            </w:tcMar>
+          </w:tcPr>
+          <w:p>
+            <w:pPr>
+              <w:spacing w:after="0" w:line="276"/>
+              <w:jc w:val="center"/>
+            </w:pPr>
+            <w:r>
+              <w:rPr>
+                <w:rFonts w:ascii="Times New Roman" w:cs="Times New Roman" w:eastAsia="Times New Roman" w:hAnsi="Times New Roman"/>
+                <w:b/>
+                <w:bCs/>
+                <w:sz w:val="24"/>
+                <w:szCs w:val="24"/>
+              </w:rPr>
               <w:t xml:space="preserve">Назначение</w:t>
             </w:r>
           </w:p>
@@ -3481,7 +3570,7 @@
       <w:tr>
         <w:tc>
           <w:tcPr>
-            <w:tcW w:type="dxa" w:w="3600"/>
+            <w:tcW w:type="dxa" w:w="2000"/>
             <w:tcBorders>
               <w:top w:val="single" w:color="999999" w:sz="1"/>
               <w:left w:val="single" w:color="999999" w:sz="1"/>
@@ -3508,40 +3597,73 @@
                 <w:sz w:val="24"/>
                 <w:szCs w:val="24"/>
               </w:rPr>
-              <w:t xml:space="preserve">app/models/kinematics.py</w:t>
-            </w:r>
-          </w:p>
-        </w:tc>
-        <w:tc>
-          <w:tcPr>
-            <w:tcW w:type="dxa" w:w="5400"/>
-            <w:tcBorders>
-              <w:top w:val="single" w:color="999999" w:sz="1"/>
-              <w:left w:val="single" w:color="999999" w:sz="1"/>
-              <w:bottom w:val="single" w:color="999999" w:sz="1"/>
-              <w:right w:val="single" w:color="999999" w:sz="1"/>
-            </w:tcBorders>
-            <w:tcMar>
-              <w:top w:type="dxa" w:w="60"/>
-              <w:left w:type="dxa" w:w="100"/>
-              <w:bottom w:type="dxa" w:w="60"/>
-              <w:right w:type="dxa" w:w="100"/>
-            </w:tcMar>
-          </w:tcPr>
-          <w:p>
-            <w:pPr>
-              <w:spacing w:after="0" w:line="276"/>
-              <w:jc w:val="center"/>
-            </w:pPr>
-            <w:r>
-              <w:rPr>
-                <w:rFonts w:ascii="Times New Roman" w:cs="Times New Roman" w:eastAsia="Times New Roman" w:hAnsi="Times New Roman"/>
-                <w:b w:val="false"/>
-                <w:bCs w:val="false"/>
-                <w:sz w:val="24"/>
-                <w:szCs w:val="24"/>
-              </w:rPr>
-              <w:t xml:space="preserve">Прямая и обратная кинематика (FK/IK)</w:t>
+              <w:t xml:space="preserve">Общий (shared)</w:t>
+            </w:r>
+          </w:p>
+        </w:tc>
+        <w:tc>
+          <w:tcPr>
+            <w:tcW w:type="dxa" w:w="2200"/>
+            <w:tcBorders>
+              <w:top w:val="single" w:color="999999" w:sz="1"/>
+              <w:left w:val="single" w:color="999999" w:sz="1"/>
+              <w:bottom w:val="single" w:color="999999" w:sz="1"/>
+              <w:right w:val="single" w:color="999999" w:sz="1"/>
+            </w:tcBorders>
+            <w:tcMar>
+              <w:top w:type="dxa" w:w="60"/>
+              <w:left w:type="dxa" w:w="100"/>
+              <w:bottom w:type="dxa" w:w="60"/>
+              <w:right w:type="dxa" w:w="100"/>
+            </w:tcMar>
+          </w:tcPr>
+          <w:p>
+            <w:pPr>
+              <w:spacing w:after="0" w:line="276"/>
+              <w:jc w:val="center"/>
+            </w:pPr>
+            <w:r>
+              <w:rPr>
+                <w:rFonts w:ascii="Times New Roman" w:cs="Times New Roman" w:eastAsia="Times New Roman" w:hAnsi="Times New Roman"/>
+                <w:b w:val="false"/>
+                <w:bCs w:val="false"/>
+                <w:sz w:val="24"/>
+                <w:szCs w:val="24"/>
+              </w:rPr>
+              <w:t xml:space="preserve">app/</w:t>
+            </w:r>
+          </w:p>
+        </w:tc>
+        <w:tc>
+          <w:tcPr>
+            <w:tcW w:type="dxa" w:w="4800"/>
+            <w:tcBorders>
+              <w:top w:val="single" w:color="999999" w:sz="1"/>
+              <w:left w:val="single" w:color="999999" w:sz="1"/>
+              <w:bottom w:val="single" w:color="999999" w:sz="1"/>
+              <w:right w:val="single" w:color="999999" w:sz="1"/>
+            </w:tcBorders>
+            <w:tcMar>
+              <w:top w:type="dxa" w:w="60"/>
+              <w:left w:type="dxa" w:w="100"/>
+              <w:bottom w:type="dxa" w:w="60"/>
+              <w:right w:type="dxa" w:w="100"/>
+            </w:tcMar>
+          </w:tcPr>
+          <w:p>
+            <w:pPr>
+              <w:spacing w:after="0" w:line="276"/>
+              <w:jc w:val="center"/>
+            </w:pPr>
+            <w:r>
+              <w:rPr>
+                <w:rFonts w:ascii="Times New Roman" w:cs="Times New Roman" w:eastAsia="Times New Roman" w:hAnsi="Times New Roman"/>
+                <w:b w:val="false"/>
+                <w:bCs w:val="false"/>
+                <w:sz w:val="24"/>
+                <w:szCs w:val="24"/>
+              </w:rPr>
+              <w:t xml:space="preserve">Модели данных, кинематика, контроллеры, сервисы, события</w:t>
             </w:r>
           </w:p>
         </w:tc>
@@ -3549,7 +3671,7 @@
       <w:tr>
         <w:tc>
           <w:tcPr>
-            <w:tcW w:type="dxa" w:w="3600"/>
+            <w:tcW w:type="dxa" w:w="2000"/>
             <w:tcBorders>
               <w:top w:val="single" w:color="999999" w:sz="1"/>
               <w:left w:val="single" w:color="999999" w:sz="1"/>
@@ -3576,40 +3698,73 @@
                 <w:sz w:val="24"/>
                 <w:szCs w:val="24"/>
               </w:rPr>
-              <w:t xml:space="preserve">app/models/motor_data.py</w:t>
-            </w:r>
-          </w:p>
-        </w:tc>
-        <w:tc>
-          <w:tcPr>
-            <w:tcW w:type="dxa" w:w="5400"/>
-            <w:tcBorders>
-              <w:top w:val="single" w:color="999999" w:sz="1"/>
-              <w:left w:val="single" w:color="999999" w:sz="1"/>
-              <w:bottom w:val="single" w:color="999999" w:sz="1"/>
-              <w:right w:val="single" w:color="999999" w:sz="1"/>
-            </w:tcBorders>
-            <w:tcMar>
-              <w:top w:type="dxa" w:w="60"/>
-              <w:left w:type="dxa" w:w="100"/>
-              <w:bottom w:type="dxa" w:w="60"/>
-              <w:right w:type="dxa" w:w="100"/>
-            </w:tcMar>
-          </w:tcPr>
-          <w:p>
-            <w:pPr>
-              <w:spacing w:after="0" w:line="276"/>
-              <w:jc w:val="center"/>
-            </w:pPr>
-            <w:r>
-              <w:rPr>
-                <w:rFonts w:ascii="Times New Roman" w:cs="Times New Roman" w:eastAsia="Times New Roman" w:hAnsi="Times New Roman"/>
-                <w:b w:val="false"/>
-                <w:bCs w:val="false"/>
-                <w:sz w:val="24"/>
-                <w:szCs w:val="24"/>
-              </w:rPr>
-              <w:t xml:space="preserve">Модели данных: MotorData, JointState, RobotState</w:t>
+              <w:t xml:space="preserve">Desktop</w:t>
+            </w:r>
+          </w:p>
+        </w:tc>
+        <w:tc>
+          <w:tcPr>
+            <w:tcW w:type="dxa" w:w="2200"/>
+            <w:tcBorders>
+              <w:top w:val="single" w:color="999999" w:sz="1"/>
+              <w:left w:val="single" w:color="999999" w:sz="1"/>
+              <w:bottom w:val="single" w:color="999999" w:sz="1"/>
+              <w:right w:val="single" w:color="999999" w:sz="1"/>
+            </w:tcBorders>
+            <w:tcMar>
+              <w:top w:type="dxa" w:w="60"/>
+              <w:left w:type="dxa" w:w="100"/>
+              <w:bottom w:type="dxa" w:w="60"/>
+              <w:right w:type="dxa" w:w="100"/>
+            </w:tcMar>
+          </w:tcPr>
+          <w:p>
+            <w:pPr>
+              <w:spacing w:after="0" w:line="276"/>
+              <w:jc w:val="center"/>
+            </w:pPr>
+            <w:r>
+              <w:rPr>
+                <w:rFonts w:ascii="Times New Roman" w:cs="Times New Roman" w:eastAsia="Times New Roman" w:hAnsi="Times New Roman"/>
+                <w:b w:val="false"/>
+                <w:bCs w:val="false"/>
+                <w:sz w:val="24"/>
+                <w:szCs w:val="24"/>
+              </w:rPr>
+              <w:t xml:space="preserve">desktop/</w:t>
+            </w:r>
+          </w:p>
+        </w:tc>
+        <w:tc>
+          <w:tcPr>
+            <w:tcW w:type="dxa" w:w="4800"/>
+            <w:tcBorders>
+              <w:top w:val="single" w:color="999999" w:sz="1"/>
+              <w:left w:val="single" w:color="999999" w:sz="1"/>
+              <w:bottom w:val="single" w:color="999999" w:sz="1"/>
+              <w:right w:val="single" w:color="999999" w:sz="1"/>
+            </w:tcBorders>
+            <w:tcMar>
+              <w:top w:type="dxa" w:w="60"/>
+              <w:left w:type="dxa" w:w="100"/>
+              <w:bottom w:type="dxa" w:w="60"/>
+              <w:right w:type="dxa" w:w="100"/>
+            </w:tcMar>
+          </w:tcPr>
+          <w:p>
+            <w:pPr>
+              <w:spacing w:after="0" w:line="276"/>
+              <w:jc w:val="center"/>
+            </w:pPr>
+            <w:r>
+              <w:rPr>
+                <w:rFonts w:ascii="Times New Roman" w:cs="Times New Roman" w:eastAsia="Times New Roman" w:hAnsi="Times New Roman"/>
+                <w:b w:val="false"/>
+                <w:bCs w:val="false"/>
+                <w:sz w:val="24"/>
+                <w:szCs w:val="24"/>
+              </w:rPr>
+              <w:t xml:space="preserve">Tkinter GUI в стиле FANUC, локальное подключение по USB</w:t>
             </w:r>
           </w:p>
         </w:tc>
@@ -3617,7 +3772,7 @@
       <w:tr>
         <w:tc>
           <w:tcPr>
-            <w:tcW w:type="dxa" w:w="3600"/>
+            <w:tcW w:type="dxa" w:w="2000"/>
             <w:tcBorders>
               <w:top w:val="single" w:color="999999" w:sz="1"/>
               <w:left w:val="single" w:color="999999" w:sz="1"/>
@@ -3644,40 +3799,73 @@
                 <w:sz w:val="24"/>
                 <w:szCs w:val="24"/>
               </w:rPr>
-              <w:t xml:space="preserve">app/controllers/motor_controller.py</w:t>
-            </w:r>
-          </w:p>
-        </w:tc>
-        <w:tc>
-          <w:tcPr>
-            <w:tcW w:type="dxa" w:w="5400"/>
-            <w:tcBorders>
-              <w:top w:val="single" w:color="999999" w:sz="1"/>
-              <w:left w:val="single" w:color="999999" w:sz="1"/>
-              <w:bottom w:val="single" w:color="999999" w:sz="1"/>
-              <w:right w:val="single" w:color="999999" w:sz="1"/>
-            </w:tcBorders>
-            <w:tcMar>
-              <w:top w:type="dxa" w:w="60"/>
-              <w:left w:type="dxa" w:w="100"/>
-              <w:bottom w:type="dxa" w:w="60"/>
-              <w:right w:type="dxa" w:w="100"/>
-            </w:tcMar>
-          </w:tcPr>
-          <w:p>
-            <w:pPr>
-              <w:spacing w:after="0" w:line="276"/>
-              <w:jc w:val="center"/>
-            </w:pPr>
-            <w:r>
-              <w:rPr>
-                <w:rFonts w:ascii="Times New Roman" w:cs="Times New Roman" w:eastAsia="Times New Roman" w:hAnsi="Times New Roman"/>
-                <w:b w:val="false"/>
-                <w:bCs w:val="false"/>
-                <w:sz w:val="24"/>
-                <w:szCs w:val="24"/>
-              </w:rPr>
-              <w:t xml:space="preserve">Управление сервоприводами ST3215</w:t>
+              <w:t xml:space="preserve">Web</w:t>
+            </w:r>
+          </w:p>
+        </w:tc>
+        <w:tc>
+          <w:tcPr>
+            <w:tcW w:type="dxa" w:w="2200"/>
+            <w:tcBorders>
+              <w:top w:val="single" w:color="999999" w:sz="1"/>
+              <w:left w:val="single" w:color="999999" w:sz="1"/>
+              <w:bottom w:val="single" w:color="999999" w:sz="1"/>
+              <w:right w:val="single" w:color="999999" w:sz="1"/>
+            </w:tcBorders>
+            <w:tcMar>
+              <w:top w:type="dxa" w:w="60"/>
+              <w:left w:type="dxa" w:w="100"/>
+              <w:bottom w:type="dxa" w:w="60"/>
+              <w:right w:type="dxa" w:w="100"/>
+            </w:tcMar>
+          </w:tcPr>
+          <w:p>
+            <w:pPr>
+              <w:spacing w:after="0" w:line="276"/>
+              <w:jc w:val="center"/>
+            </w:pPr>
+            <w:r>
+              <w:rPr>
+                <w:rFonts w:ascii="Times New Roman" w:cs="Times New Roman" w:eastAsia="Times New Roman" w:hAnsi="Times New Roman"/>
+                <w:b w:val="false"/>
+                <w:bCs w:val="false"/>
+                <w:sz w:val="24"/>
+                <w:szCs w:val="24"/>
+              </w:rPr>
+              <w:t xml:space="preserve">web/</w:t>
+            </w:r>
+          </w:p>
+        </w:tc>
+        <w:tc>
+          <w:tcPr>
+            <w:tcW w:type="dxa" w:w="4800"/>
+            <w:tcBorders>
+              <w:top w:val="single" w:color="999999" w:sz="1"/>
+              <w:left w:val="single" w:color="999999" w:sz="1"/>
+              <w:bottom w:val="single" w:color="999999" w:sz="1"/>
+              <w:right w:val="single" w:color="999999" w:sz="1"/>
+            </w:tcBorders>
+            <w:tcMar>
+              <w:top w:type="dxa" w:w="60"/>
+              <w:left w:type="dxa" w:w="100"/>
+              <w:bottom w:type="dxa" w:w="60"/>
+              <w:right w:type="dxa" w:w="100"/>
+            </w:tcMar>
+          </w:tcPr>
+          <w:p>
+            <w:pPr>
+              <w:spacing w:after="0" w:line="276"/>
+              <w:jc w:val="center"/>
+            </w:pPr>
+            <w:r>
+              <w:rPr>
+                <w:rFonts w:ascii="Times New Roman" w:cs="Times New Roman" w:eastAsia="Times New Roman" w:hAnsi="Times New Roman"/>
+                <w:b w:val="false"/>
+                <w:bCs w:val="false"/>
+                <w:sz w:val="24"/>
+                <w:szCs w:val="24"/>
+              </w:rPr>
+              <w:t xml:space="preserve">FastAPI REST API + WebSocket + HTML/JS браузерный клиент</w:t>
             </w:r>
           </w:p>
         </w:tc>
@@ -3685,7 +3873,7 @@
       <w:tr>
         <w:tc>
           <w:tcPr>
-            <w:tcW w:type="dxa" w:w="3600"/>
+            <w:tcW w:type="dxa" w:w="2000"/>
             <w:tcBorders>
               <w:top w:val="single" w:color="999999" w:sz="1"/>
               <w:left w:val="single" w:color="999999" w:sz="1"/>
@@ -3712,40 +3900,73 @@
                 <w:sz w:val="24"/>
                 <w:szCs w:val="24"/>
               </w:rPr>
-              <w:t xml:space="preserve">app/controllers/motor_monitor.py</w:t>
-            </w:r>
-          </w:p>
-        </w:tc>
-        <w:tc>
-          <w:tcPr>
-            <w:tcW w:type="dxa" w:w="5400"/>
-            <w:tcBorders>
-              <w:top w:val="single" w:color="999999" w:sz="1"/>
-              <w:left w:val="single" w:color="999999" w:sz="1"/>
-              <w:bottom w:val="single" w:color="999999" w:sz="1"/>
-              <w:right w:val="single" w:color="999999" w:sz="1"/>
-            </w:tcBorders>
-            <w:tcMar>
-              <w:top w:type="dxa" w:w="60"/>
-              <w:left w:type="dxa" w:w="100"/>
-              <w:bottom w:type="dxa" w:w="60"/>
-              <w:right w:type="dxa" w:w="100"/>
-            </w:tcMar>
-          </w:tcPr>
-          <w:p>
-            <w:pPr>
-              <w:spacing w:after="0" w:line="276"/>
-              <w:jc w:val="center"/>
-            </w:pPr>
-            <w:r>
-              <w:rPr>
-                <w:rFonts w:ascii="Times New Roman" w:cs="Times New Roman" w:eastAsia="Times New Roman" w:hAnsi="Times New Roman"/>
-                <w:b w:val="false"/>
-                <w:bCs w:val="false"/>
-                <w:sz w:val="24"/>
-                <w:szCs w:val="24"/>
-              </w:rPr>
-              <w:t xml:space="preserve">Асинхронный мониторинг моторов</w:t>
+              <w:t xml:space="preserve">ROS2</w:t>
+            </w:r>
+          </w:p>
+        </w:tc>
+        <w:tc>
+          <w:tcPr>
+            <w:tcW w:type="dxa" w:w="2200"/>
+            <w:tcBorders>
+              <w:top w:val="single" w:color="999999" w:sz="1"/>
+              <w:left w:val="single" w:color="999999" w:sz="1"/>
+              <w:bottom w:val="single" w:color="999999" w:sz="1"/>
+              <w:right w:val="single" w:color="999999" w:sz="1"/>
+            </w:tcBorders>
+            <w:tcMar>
+              <w:top w:type="dxa" w:w="60"/>
+              <w:left w:type="dxa" w:w="100"/>
+              <w:bottom w:type="dxa" w:w="60"/>
+              <w:right w:type="dxa" w:w="100"/>
+            </w:tcMar>
+          </w:tcPr>
+          <w:p>
+            <w:pPr>
+              <w:spacing w:after="0" w:line="276"/>
+              <w:jc w:val="center"/>
+            </w:pPr>
+            <w:r>
+              <w:rPr>
+                <w:rFonts w:ascii="Times New Roman" w:cs="Times New Roman" w:eastAsia="Times New Roman" w:hAnsi="Times New Roman"/>
+                <w:b w:val="false"/>
+                <w:bCs w:val="false"/>
+                <w:sz w:val="24"/>
+                <w:szCs w:val="24"/>
+              </w:rPr>
+              <w:t xml:space="preserve">ros2/</w:t>
+            </w:r>
+          </w:p>
+        </w:tc>
+        <w:tc>
+          <w:tcPr>
+            <w:tcW w:type="dxa" w:w="4800"/>
+            <w:tcBorders>
+              <w:top w:val="single" w:color="999999" w:sz="1"/>
+              <w:left w:val="single" w:color="999999" w:sz="1"/>
+              <w:bottom w:val="single" w:color="999999" w:sz="1"/>
+              <w:right w:val="single" w:color="999999" w:sz="1"/>
+            </w:tcBorders>
+            <w:tcMar>
+              <w:top w:type="dxa" w:w="60"/>
+              <w:left w:type="dxa" w:w="100"/>
+              <w:bottom w:type="dxa" w:w="60"/>
+              <w:right w:type="dxa" w:w="100"/>
+            </w:tcMar>
+          </w:tcPr>
+          <w:p>
+            <w:pPr>
+              <w:spacing w:after="0" w:line="276"/>
+              <w:jc w:val="center"/>
+            </w:pPr>
+            <w:r>
+              <w:rPr>
+                <w:rFonts w:ascii="Times New Roman" w:cs="Times New Roman" w:eastAsia="Times New Roman" w:hAnsi="Times New Roman"/>
+                <w:b w:val="false"/>
+                <w:bCs w:val="false"/>
+                <w:sz w:val="24"/>
+                <w:szCs w:val="24"/>
+              </w:rPr>
+              <w:t xml:space="preserve">Пакет robot_control: три ноды для интеграции с ROS2</w:t>
             </w:r>
           </w:p>
         </w:tc>
@@ -3753,7 +3974,7 @@
       <w:tr>
         <w:tc>
           <w:tcPr>
-            <w:tcW w:type="dxa" w:w="3600"/>
+            <w:tcW w:type="dxa" w:w="2000"/>
             <w:tcBorders>
               <w:top w:val="single" w:color="999999" w:sz="1"/>
               <w:left w:val="single" w:color="999999" w:sz="1"/>
@@ -3780,652 +4001,73 @@
                 <w:sz w:val="24"/>
                 <w:szCs w:val="24"/>
               </w:rPr>
-              <w:t xml:space="preserve">app/views/main_window.py</w:t>
-            </w:r>
-          </w:p>
-        </w:tc>
-        <w:tc>
-          <w:tcPr>
-            <w:tcW w:type="dxa" w:w="5400"/>
-            <w:tcBorders>
-              <w:top w:val="single" w:color="999999" w:sz="1"/>
-              <w:left w:val="single" w:color="999999" w:sz="1"/>
-              <w:bottom w:val="single" w:color="999999" w:sz="1"/>
-              <w:right w:val="single" w:color="999999" w:sz="1"/>
-            </w:tcBorders>
-            <w:tcMar>
-              <w:top w:type="dxa" w:w="60"/>
-              <w:left w:type="dxa" w:w="100"/>
-              <w:bottom w:type="dxa" w:w="60"/>
-              <w:right w:type="dxa" w:w="100"/>
-            </w:tcMar>
-          </w:tcPr>
-          <w:p>
-            <w:pPr>
-              <w:spacing w:after="0" w:line="276"/>
-              <w:jc w:val="center"/>
-            </w:pPr>
-            <w:r>
-              <w:rPr>
-                <w:rFonts w:ascii="Times New Roman" w:cs="Times New Roman" w:eastAsia="Times New Roman" w:hAnsi="Times New Roman"/>
-                <w:b w:val="false"/>
-                <w:bCs w:val="false"/>
-                <w:sz w:val="24"/>
-                <w:szCs w:val="24"/>
-              </w:rPr>
-              <w:t xml:space="preserve">Главное окно GUI (Tkinter)</w:t>
-            </w:r>
-          </w:p>
-        </w:tc>
-      </w:tr>
-      <w:tr>
-        <w:tc>
-          <w:tcPr>
-            <w:tcW w:type="dxa" w:w="3600"/>
-            <w:tcBorders>
-              <w:top w:val="single" w:color="999999" w:sz="1"/>
-              <w:left w:val="single" w:color="999999" w:sz="1"/>
-              <w:bottom w:val="single" w:color="999999" w:sz="1"/>
-              <w:right w:val="single" w:color="999999" w:sz="1"/>
-            </w:tcBorders>
-            <w:tcMar>
-              <w:top w:type="dxa" w:w="60"/>
-              <w:left w:type="dxa" w:w="100"/>
-              <w:bottom w:type="dxa" w:w="60"/>
-              <w:right w:type="dxa" w:w="100"/>
-            </w:tcMar>
-          </w:tcPr>
-          <w:p>
-            <w:pPr>
-              <w:spacing w:after="0" w:line="276"/>
-              <w:jc w:val="left"/>
-            </w:pPr>
-            <w:r>
-              <w:rPr>
-                <w:rFonts w:ascii="Times New Roman" w:cs="Times New Roman" w:eastAsia="Times New Roman" w:hAnsi="Times New Roman"/>
-                <w:b w:val="false"/>
-                <w:bCs w:val="false"/>
-                <w:sz w:val="24"/>
-                <w:szCs w:val="24"/>
-              </w:rPr>
-              <w:t xml:space="preserve">app/views/manual_control_panel.py</w:t>
-            </w:r>
-          </w:p>
-        </w:tc>
-        <w:tc>
-          <w:tcPr>
-            <w:tcW w:type="dxa" w:w="5400"/>
-            <w:tcBorders>
-              <w:top w:val="single" w:color="999999" w:sz="1"/>
-              <w:left w:val="single" w:color="999999" w:sz="1"/>
-              <w:bottom w:val="single" w:color="999999" w:sz="1"/>
-              <w:right w:val="single" w:color="999999" w:sz="1"/>
-            </w:tcBorders>
-            <w:tcMar>
-              <w:top w:type="dxa" w:w="60"/>
-              <w:left w:type="dxa" w:w="100"/>
-              <w:bottom w:type="dxa" w:w="60"/>
-              <w:right w:type="dxa" w:w="100"/>
-            </w:tcMar>
-          </w:tcPr>
-          <w:p>
-            <w:pPr>
-              <w:spacing w:after="0" w:line="276"/>
-              <w:jc w:val="center"/>
-            </w:pPr>
-            <w:r>
-              <w:rPr>
-                <w:rFonts w:ascii="Times New Roman" w:cs="Times New Roman" w:eastAsia="Times New Roman" w:hAnsi="Times New Roman"/>
-                <w:b w:val="false"/>
-                <w:bCs w:val="false"/>
-                <w:sz w:val="24"/>
-                <w:szCs w:val="24"/>
-              </w:rPr>
-              <w:t xml:space="preserve">Панель ручного управления</w:t>
-            </w:r>
-          </w:p>
-        </w:tc>
-      </w:tr>
-      <w:tr>
-        <w:tc>
-          <w:tcPr>
-            <w:tcW w:type="dxa" w:w="3600"/>
-            <w:tcBorders>
-              <w:top w:val="single" w:color="999999" w:sz="1"/>
-              <w:left w:val="single" w:color="999999" w:sz="1"/>
-              <w:bottom w:val="single" w:color="999999" w:sz="1"/>
-              <w:right w:val="single" w:color="999999" w:sz="1"/>
-            </w:tcBorders>
-            <w:tcMar>
-              <w:top w:type="dxa" w:w="60"/>
-              <w:left w:type="dxa" w:w="100"/>
-              <w:bottom w:type="dxa" w:w="60"/>
-              <w:right w:type="dxa" w:w="100"/>
-            </w:tcMar>
-          </w:tcPr>
-          <w:p>
-            <w:pPr>
-              <w:spacing w:after="0" w:line="276"/>
-              <w:jc w:val="left"/>
-            </w:pPr>
-            <w:r>
-              <w:rPr>
-                <w:rFonts w:ascii="Times New Roman" w:cs="Times New Roman" w:eastAsia="Times New Roman" w:hAnsi="Times New Roman"/>
-                <w:b w:val="false"/>
-                <w:bCs w:val="false"/>
-                <w:sz w:val="24"/>
-                <w:szCs w:val="24"/>
-              </w:rPr>
-              <w:t xml:space="preserve">app/views/kinematics_3d_panel.py</w:t>
-            </w:r>
-          </w:p>
-        </w:tc>
-        <w:tc>
-          <w:tcPr>
-            <w:tcW w:type="dxa" w:w="5400"/>
-            <w:tcBorders>
-              <w:top w:val="single" w:color="999999" w:sz="1"/>
-              <w:left w:val="single" w:color="999999" w:sz="1"/>
-              <w:bottom w:val="single" w:color="999999" w:sz="1"/>
-              <w:right w:val="single" w:color="999999" w:sz="1"/>
-            </w:tcBorders>
-            <w:tcMar>
-              <w:top w:type="dxa" w:w="60"/>
-              <w:left w:type="dxa" w:w="100"/>
-              <w:bottom w:type="dxa" w:w="60"/>
-              <w:right w:type="dxa" w:w="100"/>
-            </w:tcMar>
-          </w:tcPr>
-          <w:p>
-            <w:pPr>
-              <w:spacing w:after="0" w:line="276"/>
-              <w:jc w:val="center"/>
-            </w:pPr>
-            <w:r>
-              <w:rPr>
-                <w:rFonts w:ascii="Times New Roman" w:cs="Times New Roman" w:eastAsia="Times New Roman" w:hAnsi="Times New Roman"/>
-                <w:b w:val="false"/>
-                <w:bCs w:val="false"/>
-                <w:sz w:val="24"/>
-                <w:szCs w:val="24"/>
-              </w:rPr>
-              <w:t xml:space="preserve">3D-визуализация кинематики (Matplotlib)</w:t>
-            </w:r>
-          </w:p>
-        </w:tc>
-      </w:tr>
-      <w:tr>
-        <w:tc>
-          <w:tcPr>
-            <w:tcW w:type="dxa" w:w="3600"/>
-            <w:tcBorders>
-              <w:top w:val="single" w:color="999999" w:sz="1"/>
-              <w:left w:val="single" w:color="999999" w:sz="1"/>
-              <w:bottom w:val="single" w:color="999999" w:sz="1"/>
-              <w:right w:val="single" w:color="999999" w:sz="1"/>
-            </w:tcBorders>
-            <w:tcMar>
-              <w:top w:type="dxa" w:w="60"/>
-              <w:left w:type="dxa" w:w="100"/>
-              <w:bottom w:type="dxa" w:w="60"/>
-              <w:right w:type="dxa" w:w="100"/>
-            </w:tcMar>
-          </w:tcPr>
-          <w:p>
-            <w:pPr>
-              <w:spacing w:after="0" w:line="276"/>
-              <w:jc w:val="left"/>
-            </w:pPr>
-            <w:r>
-              <w:rPr>
-                <w:rFonts w:ascii="Times New Roman" w:cs="Times New Roman" w:eastAsia="Times New Roman" w:hAnsi="Times New Roman"/>
-                <w:b w:val="false"/>
-                <w:bCs w:val="false"/>
-                <w:sz w:val="24"/>
-                <w:szCs w:val="24"/>
-              </w:rPr>
-              <w:t xml:space="preserve">app/views/block_programming.py</w:t>
-            </w:r>
-          </w:p>
-        </w:tc>
-        <w:tc>
-          <w:tcPr>
-            <w:tcW w:type="dxa" w:w="5400"/>
-            <w:tcBorders>
-              <w:top w:val="single" w:color="999999" w:sz="1"/>
-              <w:left w:val="single" w:color="999999" w:sz="1"/>
-              <w:bottom w:val="single" w:color="999999" w:sz="1"/>
-              <w:right w:val="single" w:color="999999" w:sz="1"/>
-            </w:tcBorders>
-            <w:tcMar>
-              <w:top w:type="dxa" w:w="60"/>
-              <w:left w:type="dxa" w:w="100"/>
-              <w:bottom w:type="dxa" w:w="60"/>
-              <w:right w:type="dxa" w:w="100"/>
-            </w:tcMar>
-          </w:tcPr>
-          <w:p>
-            <w:pPr>
-              <w:spacing w:after="0" w:line="276"/>
-              <w:jc w:val="center"/>
-            </w:pPr>
-            <w:r>
-              <w:rPr>
-                <w:rFonts w:ascii="Times New Roman" w:cs="Times New Roman" w:eastAsia="Times New Roman" w:hAnsi="Times New Roman"/>
-                <w:b w:val="false"/>
-                <w:bCs w:val="false"/>
-                <w:sz w:val="24"/>
-                <w:szCs w:val="24"/>
-              </w:rPr>
-              <w:t xml:space="preserve">Блочное визуальное программирование</w:t>
-            </w:r>
-          </w:p>
-        </w:tc>
-      </w:tr>
-      <w:tr>
-        <w:tc>
-          <w:tcPr>
-            <w:tcW w:type="dxa" w:w="3600"/>
-            <w:tcBorders>
-              <w:top w:val="single" w:color="999999" w:sz="1"/>
-              <w:left w:val="single" w:color="999999" w:sz="1"/>
-              <w:bottom w:val="single" w:color="999999" w:sz="1"/>
-              <w:right w:val="single" w:color="999999" w:sz="1"/>
-            </w:tcBorders>
-            <w:tcMar>
-              <w:top w:type="dxa" w:w="60"/>
-              <w:left w:type="dxa" w:w="100"/>
-              <w:bottom w:type="dxa" w:w="60"/>
-              <w:right w:type="dxa" w:w="100"/>
-            </w:tcMar>
-          </w:tcPr>
-          <w:p>
-            <w:pPr>
-              <w:spacing w:after="0" w:line="276"/>
-              <w:jc w:val="left"/>
-            </w:pPr>
-            <w:r>
-              <w:rPr>
-                <w:rFonts w:ascii="Times New Roman" w:cs="Times New Roman" w:eastAsia="Times New Roman" w:hAnsi="Times New Roman"/>
-                <w:b w:val="false"/>
-                <w:bCs w:val="false"/>
-                <w:sz w:val="24"/>
-                <w:szCs w:val="24"/>
-              </w:rPr>
-              <w:t xml:space="preserve">app/views/motor_mapping_panel.py</w:t>
-            </w:r>
-          </w:p>
-        </w:tc>
-        <w:tc>
-          <w:tcPr>
-            <w:tcW w:type="dxa" w:w="5400"/>
-            <w:tcBorders>
-              <w:top w:val="single" w:color="999999" w:sz="1"/>
-              <w:left w:val="single" w:color="999999" w:sz="1"/>
-              <w:bottom w:val="single" w:color="999999" w:sz="1"/>
-              <w:right w:val="single" w:color="999999" w:sz="1"/>
-            </w:tcBorders>
-            <w:tcMar>
-              <w:top w:type="dxa" w:w="60"/>
-              <w:left w:type="dxa" w:w="100"/>
-              <w:bottom w:type="dxa" w:w="60"/>
-              <w:right w:type="dxa" w:w="100"/>
-            </w:tcMar>
-          </w:tcPr>
-          <w:p>
-            <w:pPr>
-              <w:spacing w:after="0" w:line="276"/>
-              <w:jc w:val="center"/>
-            </w:pPr>
-            <w:r>
-              <w:rPr>
-                <w:rFonts w:ascii="Times New Roman" w:cs="Times New Roman" w:eastAsia="Times New Roman" w:hAnsi="Times New Roman"/>
-                <w:b w:val="false"/>
-                <w:bCs w:val="false"/>
-                <w:sz w:val="24"/>
-                <w:szCs w:val="24"/>
-              </w:rPr>
-              <w:t xml:space="preserve">Настройка маппинга суставов и моторов</w:t>
-            </w:r>
-          </w:p>
-        </w:tc>
-      </w:tr>
-      <w:tr>
-        <w:tc>
-          <w:tcPr>
-            <w:tcW w:type="dxa" w:w="3600"/>
-            <w:tcBorders>
-              <w:top w:val="single" w:color="999999" w:sz="1"/>
-              <w:left w:val="single" w:color="999999" w:sz="1"/>
-              <w:bottom w:val="single" w:color="999999" w:sz="1"/>
-              <w:right w:val="single" w:color="999999" w:sz="1"/>
-            </w:tcBorders>
-            <w:tcMar>
-              <w:top w:type="dxa" w:w="60"/>
-              <w:left w:type="dxa" w:w="100"/>
-              <w:bottom w:type="dxa" w:w="60"/>
-              <w:right w:type="dxa" w:w="100"/>
-            </w:tcMar>
-          </w:tcPr>
-          <w:p>
-            <w:pPr>
-              <w:spacing w:after="0" w:line="276"/>
-              <w:jc w:val="left"/>
-            </w:pPr>
-            <w:r>
-              <w:rPr>
-                <w:rFonts w:ascii="Times New Roman" w:cs="Times New Roman" w:eastAsia="Times New Roman" w:hAnsi="Times New Roman"/>
-                <w:b w:val="false"/>
-                <w:bCs w:val="false"/>
-                <w:sz w:val="24"/>
-                <w:szCs w:val="24"/>
-              </w:rPr>
-              <w:t xml:space="preserve">app/core/events.py</w:t>
-            </w:r>
-          </w:p>
-        </w:tc>
-        <w:tc>
-          <w:tcPr>
-            <w:tcW w:type="dxa" w:w="5400"/>
-            <w:tcBorders>
-              <w:top w:val="single" w:color="999999" w:sz="1"/>
-              <w:left w:val="single" w:color="999999" w:sz="1"/>
-              <w:bottom w:val="single" w:color="999999" w:sz="1"/>
-              <w:right w:val="single" w:color="999999" w:sz="1"/>
-            </w:tcBorders>
-            <w:tcMar>
-              <w:top w:type="dxa" w:w="60"/>
-              <w:left w:type="dxa" w:w="100"/>
-              <w:bottom w:type="dxa" w:w="60"/>
-              <w:right w:type="dxa" w:w="100"/>
-            </w:tcMar>
-          </w:tcPr>
-          <w:p>
-            <w:pPr>
-              <w:spacing w:after="0" w:line="276"/>
-              <w:jc w:val="center"/>
-            </w:pPr>
-            <w:r>
-              <w:rPr>
-                <w:rFonts w:ascii="Times New Roman" w:cs="Times New Roman" w:eastAsia="Times New Roman" w:hAnsi="Times New Roman"/>
-                <w:b w:val="false"/>
-                <w:bCs w:val="false"/>
-                <w:sz w:val="24"/>
-                <w:szCs w:val="24"/>
-              </w:rPr>
-              <w:t xml:space="preserve">Шина событий EventBus (pub-sub)</w:t>
-            </w:r>
-          </w:p>
-        </w:tc>
-      </w:tr>
-      <w:tr>
-        <w:tc>
-          <w:tcPr>
-            <w:tcW w:type="dxa" w:w="3600"/>
-            <w:tcBorders>
-              <w:top w:val="single" w:color="999999" w:sz="1"/>
-              <w:left w:val="single" w:color="999999" w:sz="1"/>
-              <w:bottom w:val="single" w:color="999999" w:sz="1"/>
-              <w:right w:val="single" w:color="999999" w:sz="1"/>
-            </w:tcBorders>
-            <w:tcMar>
-              <w:top w:type="dxa" w:w="60"/>
-              <w:left w:type="dxa" w:w="100"/>
-              <w:bottom w:type="dxa" w:w="60"/>
-              <w:right w:type="dxa" w:w="100"/>
-            </w:tcMar>
-          </w:tcPr>
-          <w:p>
-            <w:pPr>
-              <w:spacing w:after="0" w:line="276"/>
-              <w:jc w:val="left"/>
-            </w:pPr>
-            <w:r>
-              <w:rPr>
-                <w:rFonts w:ascii="Times New Roman" w:cs="Times New Roman" w:eastAsia="Times New Roman" w:hAnsi="Times New Roman"/>
-                <w:b w:val="false"/>
-                <w:bCs w:val="false"/>
-                <w:sz w:val="24"/>
-                <w:szCs w:val="24"/>
-              </w:rPr>
-              <w:t xml:space="preserve">app/utils/program_executor.py</w:t>
-            </w:r>
-          </w:p>
-        </w:tc>
-        <w:tc>
-          <w:tcPr>
-            <w:tcW w:type="dxa" w:w="5400"/>
-            <w:tcBorders>
-              <w:top w:val="single" w:color="999999" w:sz="1"/>
-              <w:left w:val="single" w:color="999999" w:sz="1"/>
-              <w:bottom w:val="single" w:color="999999" w:sz="1"/>
-              <w:right w:val="single" w:color="999999" w:sz="1"/>
-            </w:tcBorders>
-            <w:tcMar>
-              <w:top w:type="dxa" w:w="60"/>
-              <w:left w:type="dxa" w:w="100"/>
-              <w:bottom w:type="dxa" w:w="60"/>
-              <w:right w:type="dxa" w:w="100"/>
-            </w:tcMar>
-          </w:tcPr>
-          <w:p>
-            <w:pPr>
-              <w:spacing w:after="0" w:line="276"/>
-              <w:jc w:val="center"/>
-            </w:pPr>
-            <w:r>
-              <w:rPr>
-                <w:rFonts w:ascii="Times New Roman" w:cs="Times New Roman" w:eastAsia="Times New Roman" w:hAnsi="Times New Roman"/>
-                <w:b w:val="false"/>
-                <w:bCs w:val="false"/>
-                <w:sz w:val="24"/>
-                <w:szCs w:val="24"/>
-              </w:rPr>
-              <w:t xml:space="preserve">Исполнитель блочных программ</w:t>
-            </w:r>
-          </w:p>
-        </w:tc>
-      </w:tr>
-      <w:tr>
-        <w:tc>
-          <w:tcPr>
-            <w:tcW w:type="dxa" w:w="3600"/>
-            <w:tcBorders>
-              <w:top w:val="single" w:color="999999" w:sz="1"/>
-              <w:left w:val="single" w:color="999999" w:sz="1"/>
-              <w:bottom w:val="single" w:color="999999" w:sz="1"/>
-              <w:right w:val="single" w:color="999999" w:sz="1"/>
-            </w:tcBorders>
-            <w:tcMar>
-              <w:top w:type="dxa" w:w="60"/>
-              <w:left w:type="dxa" w:w="100"/>
-              <w:bottom w:type="dxa" w:w="60"/>
-              <w:right w:type="dxa" w:w="100"/>
-            </w:tcMar>
-          </w:tcPr>
-          <w:p>
-            <w:pPr>
-              <w:spacing w:after="0" w:line="276"/>
-              <w:jc w:val="left"/>
-            </w:pPr>
-            <w:r>
-              <w:rPr>
-                <w:rFonts w:ascii="Times New Roman" w:cs="Times New Roman" w:eastAsia="Times New Roman" w:hAnsi="Times New Roman"/>
-                <w:b w:val="false"/>
-                <w:bCs w:val="false"/>
-                <w:sz w:val="24"/>
-                <w:szCs w:val="24"/>
-              </w:rPr>
-              <w:t xml:space="preserve">app/utils/config_manager.py</w:t>
-            </w:r>
-          </w:p>
-        </w:tc>
-        <w:tc>
-          <w:tcPr>
-            <w:tcW w:type="dxa" w:w="5400"/>
-            <w:tcBorders>
-              <w:top w:val="single" w:color="999999" w:sz="1"/>
-              <w:left w:val="single" w:color="999999" w:sz="1"/>
-              <w:bottom w:val="single" w:color="999999" w:sz="1"/>
-              <w:right w:val="single" w:color="999999" w:sz="1"/>
-            </w:tcBorders>
-            <w:tcMar>
-              <w:top w:type="dxa" w:w="60"/>
-              <w:left w:type="dxa" w:w="100"/>
-              <w:bottom w:type="dxa" w:w="60"/>
-              <w:right w:type="dxa" w:w="100"/>
-            </w:tcMar>
-          </w:tcPr>
-          <w:p>
-            <w:pPr>
-              <w:spacing w:after="0" w:line="276"/>
-              <w:jc w:val="center"/>
-            </w:pPr>
-            <w:r>
-              <w:rPr>
-                <w:rFonts w:ascii="Times New Roman" w:cs="Times New Roman" w:eastAsia="Times New Roman" w:hAnsi="Times New Roman"/>
-                <w:b w:val="false"/>
-                <w:bCs w:val="false"/>
-                <w:sz w:val="24"/>
-                <w:szCs w:val="24"/>
-              </w:rPr>
-              <w:t xml:space="preserve">Менеджер конфигурации (JSON)</w:t>
-            </w:r>
-          </w:p>
-        </w:tc>
-      </w:tr>
-      <w:tr>
-        <w:tc>
-          <w:tcPr>
-            <w:tcW w:type="dxa" w:w="3600"/>
-            <w:tcBorders>
-              <w:top w:val="single" w:color="999999" w:sz="1"/>
-              <w:left w:val="single" w:color="999999" w:sz="1"/>
-              <w:bottom w:val="single" w:color="999999" w:sz="1"/>
-              <w:right w:val="single" w:color="999999" w:sz="1"/>
-            </w:tcBorders>
-            <w:tcMar>
-              <w:top w:type="dxa" w:w="60"/>
-              <w:left w:type="dxa" w:w="100"/>
-              <w:bottom w:type="dxa" w:w="60"/>
-              <w:right w:type="dxa" w:w="100"/>
-            </w:tcMar>
-          </w:tcPr>
-          <w:p>
-            <w:pPr>
-              <w:spacing w:after="0" w:line="276"/>
-              <w:jc w:val="left"/>
-            </w:pPr>
-            <w:r>
-              <w:rPr>
-                <w:rFonts w:ascii="Times New Roman" w:cs="Times New Roman" w:eastAsia="Times New Roman" w:hAnsi="Times New Roman"/>
-                <w:b w:val="false"/>
-                <w:bCs w:val="false"/>
-                <w:sz w:val="24"/>
-                <w:szCs w:val="24"/>
-              </w:rPr>
-              <w:t xml:space="preserve">app/tests/safe_motor_visualizer.py</w:t>
-            </w:r>
-          </w:p>
-        </w:tc>
-        <w:tc>
-          <w:tcPr>
-            <w:tcW w:type="dxa" w:w="5400"/>
-            <w:tcBorders>
-              <w:top w:val="single" w:color="999999" w:sz="1"/>
-              <w:left w:val="single" w:color="999999" w:sz="1"/>
-              <w:bottom w:val="single" w:color="999999" w:sz="1"/>
-              <w:right w:val="single" w:color="999999" w:sz="1"/>
-            </w:tcBorders>
-            <w:tcMar>
-              <w:top w:type="dxa" w:w="60"/>
-              <w:left w:type="dxa" w:w="100"/>
-              <w:bottom w:type="dxa" w:w="60"/>
-              <w:right w:type="dxa" w:w="100"/>
-            </w:tcMar>
-          </w:tcPr>
-          <w:p>
-            <w:pPr>
-              <w:spacing w:after="0" w:line="276"/>
-              <w:jc w:val="center"/>
-            </w:pPr>
-            <w:r>
-              <w:rPr>
-                <w:rFonts w:ascii="Times New Roman" w:cs="Times New Roman" w:eastAsia="Times New Roman" w:hAnsi="Times New Roman"/>
-                <w:b w:val="false"/>
-                <w:bCs w:val="false"/>
-                <w:sz w:val="24"/>
-                <w:szCs w:val="24"/>
-              </w:rPr>
-              <w:t xml:space="preserve">Безопасный визуализатор с IK/waypoints</w:t>
-            </w:r>
-          </w:p>
-        </w:tc>
-      </w:tr>
-      <w:tr>
-        <w:tc>
-          <w:tcPr>
-            <w:tcW w:type="dxa" w:w="3600"/>
-            <w:tcBorders>
-              <w:top w:val="single" w:color="999999" w:sz="1"/>
-              <w:left w:val="single" w:color="999999" w:sz="1"/>
-              <w:bottom w:val="single" w:color="999999" w:sz="1"/>
-              <w:right w:val="single" w:color="999999" w:sz="1"/>
-            </w:tcBorders>
-            <w:tcMar>
-              <w:top w:type="dxa" w:w="60"/>
-              <w:left w:type="dxa" w:w="100"/>
-              <w:bottom w:type="dxa" w:w="60"/>
-              <w:right w:type="dxa" w:w="100"/>
-            </w:tcMar>
-          </w:tcPr>
-          <w:p>
-            <w:pPr>
-              <w:spacing w:after="0" w:line="276"/>
-              <w:jc w:val="left"/>
-            </w:pPr>
-            <w:r>
-              <w:rPr>
-                <w:rFonts w:ascii="Times New Roman" w:cs="Times New Roman" w:eastAsia="Times New Roman" w:hAnsi="Times New Roman"/>
-                <w:b w:val="false"/>
-                <w:bCs w:val="false"/>
-                <w:sz w:val="24"/>
-                <w:szCs w:val="24"/>
-              </w:rPr>
-              <w:t xml:space="preserve">app/tests/mujoco_robot_sim.py</w:t>
-            </w:r>
-          </w:p>
-        </w:tc>
-        <w:tc>
-          <w:tcPr>
-            <w:tcW w:type="dxa" w:w="5400"/>
-            <w:tcBorders>
-              <w:top w:val="single" w:color="999999" w:sz="1"/>
-              <w:left w:val="single" w:color="999999" w:sz="1"/>
-              <w:bottom w:val="single" w:color="999999" w:sz="1"/>
-              <w:right w:val="single" w:color="999999" w:sz="1"/>
-            </w:tcBorders>
-            <w:tcMar>
-              <w:top w:type="dxa" w:w="60"/>
-              <w:left w:type="dxa" w:w="100"/>
-              <w:bottom w:type="dxa" w:w="60"/>
-              <w:right w:type="dxa" w:w="100"/>
-            </w:tcMar>
-          </w:tcPr>
-          <w:p>
-            <w:pPr>
-              <w:spacing w:after="0" w:line="276"/>
-              <w:jc w:val="center"/>
-            </w:pPr>
-            <w:r>
-              <w:rPr>
-                <w:rFonts w:ascii="Times New Roman" w:cs="Times New Roman" w:eastAsia="Times New Roman" w:hAnsi="Times New Roman"/>
-                <w:b w:val="false"/>
-                <w:bCs w:val="false"/>
-                <w:sz w:val="24"/>
-                <w:szCs w:val="24"/>
-              </w:rPr>
-              <w:t xml:space="preserve">Симуляция в MuJoCo (MJCF, RL-среда)</w:t>
+              <w:t xml:space="preserve">Программы</w:t>
+            </w:r>
+          </w:p>
+        </w:tc>
+        <w:tc>
+          <w:tcPr>
+            <w:tcW w:type="dxa" w:w="2200"/>
+            <w:tcBorders>
+              <w:top w:val="single" w:color="999999" w:sz="1"/>
+              <w:left w:val="single" w:color="999999" w:sz="1"/>
+              <w:bottom w:val="single" w:color="999999" w:sz="1"/>
+              <w:right w:val="single" w:color="999999" w:sz="1"/>
+            </w:tcBorders>
+            <w:tcMar>
+              <w:top w:type="dxa" w:w="60"/>
+              <w:left w:type="dxa" w:w="100"/>
+              <w:bottom w:type="dxa" w:w="60"/>
+              <w:right w:type="dxa" w:w="100"/>
+            </w:tcMar>
+          </w:tcPr>
+          <w:p>
+            <w:pPr>
+              <w:spacing w:after="0" w:line="276"/>
+              <w:jc w:val="center"/>
+            </w:pPr>
+            <w:r>
+              <w:rPr>
+                <w:rFonts w:ascii="Times New Roman" w:cs="Times New Roman" w:eastAsia="Times New Roman" w:hAnsi="Times New Roman"/>
+                <w:b w:val="false"/>
+                <w:bCs w:val="false"/>
+                <w:sz w:val="24"/>
+                <w:szCs w:val="24"/>
+              </w:rPr>
+              <w:t xml:space="preserve">programs/</w:t>
+            </w:r>
+          </w:p>
+        </w:tc>
+        <w:tc>
+          <w:tcPr>
+            <w:tcW w:type="dxa" w:w="4800"/>
+            <w:tcBorders>
+              <w:top w:val="single" w:color="999999" w:sz="1"/>
+              <w:left w:val="single" w:color="999999" w:sz="1"/>
+              <w:bottom w:val="single" w:color="999999" w:sz="1"/>
+              <w:right w:val="single" w:color="999999" w:sz="1"/>
+            </w:tcBorders>
+            <w:tcMar>
+              <w:top w:type="dxa" w:w="60"/>
+              <w:left w:type="dxa" w:w="100"/>
+              <w:bottom w:type="dxa" w:w="60"/>
+              <w:right w:type="dxa" w:w="100"/>
+            </w:tcMar>
+          </w:tcPr>
+          <w:p>
+            <w:pPr>
+              <w:spacing w:after="0" w:line="276"/>
+              <w:jc w:val="center"/>
+            </w:pPr>
+            <w:r>
+              <w:rPr>
+                <w:rFonts w:ascii="Times New Roman" w:cs="Times New Roman" w:eastAsia="Times New Roman" w:hAnsi="Times New Roman"/>
+                <w:b w:val="false"/>
+                <w:bCs w:val="false"/>
+                <w:sz w:val="24"/>
+                <w:szCs w:val="24"/>
+              </w:rPr>
+              <w:t xml:space="preserve">Высокоуровневые задачи: захват, рисование, калибровка</w:t>
             </w:r>
           </w:p>
         </w:tc>
@@ -4452,7 +4094,7 @@
           <w:sz w:val="28"/>
           <w:szCs w:val="28"/>
         </w:rPr>
-        <w:t xml:space="preserve">Поток данных в системе организован следующим образом: пользователь взаимодействует с GUI (Views), который через контроллеры (Controllers) отправляет команды на уровень аппаратного взаимодействия с библиотекой st3215. Обратная связь поступает через MotorMonitor, который асинхронно опрашивает моторы каждые 0.5 секунды и обновляет модели данных. Система событий EventBus обеспечивает слабое связывание компонентов.</w:t>
+        <w:t xml:space="preserve">Все платформы импортируют общий слой (app/) через пакет shared/, который реэкспортирует публичные символы. Такая схема позволяет в дальнейшем перенести общий код в отдельный pip-пакет без изменения клиентских слоёв. Поток данных в системе: платформа отправляет команды через MotorController → ST3215 UART → сервоприводы; телеметрия поступает обратно через MotorMonitor → EventBus → обработчики платформы.</w:t>
       </w:r>
     </w:p>
     <w:p>
@@ -4469,7 +4111,7 @@
           <w:sz w:val="28"/>
           <w:szCs w:val="28"/>
         </w:rPr>
-        <w:t xml:space="preserve">2.2 Модель данных</w:t>
+        <w:t xml:space="preserve">2.2 Общий слой (shared)</w:t>
       </w:r>
     </w:p>
     <w:p>
@@ -4488,7 +4130,7 @@
           <w:sz w:val="28"/>
           <w:szCs w:val="28"/>
         </w:rPr>
-        <w:t xml:space="preserve">Модель данных включает следующие ключевые классы:</w:t>
+        <w:t xml:space="preserve">Общий слой реализован в директории app/ и содержит весь платформо-независимый код. Слой организован по принципу разделения ответственности (Separation of Concerns):</w:t>
       </w:r>
     </w:p>
     <w:p>
@@ -4505,15 +4147,15 @@
           <w:sz w:val="28"/>
           <w:szCs w:val="28"/>
         </w:rPr>
-        <w:t xml:space="preserve">MotorData </w:t>
-      </w:r>
-      <w:r>
-        <w:rPr>
-          <w:rFonts w:ascii="Times New Roman" w:cs="Times New Roman" w:eastAsia="Times New Roman" w:hAnsi="Times New Roman"/>
-          <w:sz w:val="28"/>
-          <w:szCs w:val="28"/>
-        </w:rPr>
-        <w:t xml:space="preserve">— dataclass, хранящий текущее состояние одного сервопривода: position (0–4095), temperature (°C), voltage (В), current (мА), load (%), mode, moving, torque_enabled, error_count. Свойство status возвращает вычисленное состояние: OK, WARNING (температура ≥ 70°C или нагрузка ≥ 80%), ERROR (температура ≥ 80°C), DISCONNECTED.</w:t>
+        <w:t xml:space="preserve">models/ </w:t>
+      </w:r>
+      <w:r>
+        <w:rPr>
+          <w:rFonts w:ascii="Times New Roman" w:cs="Times New Roman" w:eastAsia="Times New Roman" w:hAnsi="Times New Roman"/>
+          <w:sz w:val="28"/>
+          <w:szCs w:val="28"/>
+        </w:rPr>
+        <w:t xml:space="preserve">— модели данных MotorData, JointState, RobotState, ProgramBlock. MotorData хранит состояние одного сервопривода: position (0–4095), temperature (°C), voltage, current, load; свойство status вычисляет статус OK/WARNING/ERROR по порогам. Kinematics содержит классы RobotKinematics6DOF и InverseKinematics6DOF с DH-параметрами реального робота.</w:t>
       </w:r>
     </w:p>
     <w:p>
@@ -4530,15 +4172,15 @@
           <w:sz w:val="28"/>
           <w:szCs w:val="28"/>
         </w:rPr>
-        <w:t xml:space="preserve">JointState </w:t>
-      </w:r>
-      <w:r>
-        <w:rPr>
-          <w:rFonts w:ascii="Times New Roman" w:cs="Times New Roman" w:eastAsia="Times New Roman" w:hAnsi="Times New Roman"/>
-          <w:sz w:val="28"/>
-          <w:szCs w:val="28"/>
-        </w:rPr>
-        <w:t xml:space="preserve">— состояние одного сустава: index, name, angle_deg, position, motor_id, min_angle, max_angle. Содержит методы конвертации to_motor_position() и to_angle().</w:t>
+        <w:t xml:space="preserve">controllers/ </w:t>
+      </w:r>
+      <w:r>
+        <w:rPr>
+          <w:rFonts w:ascii="Times New Roman" w:cs="Times New Roman" w:eastAsia="Times New Roman" w:hAnsi="Times New Roman"/>
+          <w:sz w:val="28"/>
+          <w:szCs w:val="28"/>
+        </w:rPr>
+        <w:t xml:space="preserve">— MotorController обеспечивает потокобезопасное управление сервоприводами через threading.Lock: connect/disconnect, scan_motors, move_joint, move_all_joints, emergency_stop, get_motor_data. MotorMonitor опрашивает все моторы каждые 0.5 секунды в фоновом потоке.</w:t>
       </w:r>
     </w:p>
     <w:p>
@@ -4555,15 +4197,15 @@
           <w:sz w:val="28"/>
           <w:szCs w:val="28"/>
         </w:rPr>
-        <w:t xml:space="preserve">RobotState </w:t>
-      </w:r>
-      <w:r>
-        <w:rPr>
-          <w:rFonts w:ascii="Times New Roman" w:cs="Times New Roman" w:eastAsia="Times New Roman" w:hAnsi="Times New Roman"/>
-          <w:sz w:val="28"/>
-          <w:szCs w:val="28"/>
-        </w:rPr>
-        <w:t xml:space="preserve">— агрегированное состояние робота: список JointState для 6 суставов, словарь MotorData для всех моторов, флаги is_connected и is_moving. Свойства all_motors_ok, any_motor_warning, any_motor_error для быстрой диагностики.</w:t>
+        <w:t xml:space="preserve">services/ </w:t>
+      </w:r>
+      <w:r>
+        <w:rPr>
+          <w:rFonts w:ascii="Times New Roman" w:cs="Times New Roman" w:eastAsia="Times New Roman" w:hAnsi="Times New Roman"/>
+          <w:sz w:val="28"/>
+          <w:szCs w:val="28"/>
+        </w:rPr>
+        <w:t xml:space="preserve">— KinematicsService кэширует результаты FK/IK и проверяет досягаемость. RobotService синхронизирует состояние робота. ProgramService управляет блочными программами.</w:t>
       </w:r>
     </w:p>
     <w:p>
@@ -4580,15 +4222,40 @@
           <w:sz w:val="28"/>
           <w:szCs w:val="28"/>
         </w:rPr>
-        <w:t xml:space="preserve">ProgramBlock / RobotProgram </w:t>
-      </w:r>
-      <w:r>
-        <w:rPr>
-          <w:rFonts w:ascii="Times New Roman" w:cs="Times New Roman" w:eastAsia="Times New Roman" w:hAnsi="Times New Roman"/>
-          <w:sz w:val="28"/>
-          <w:szCs w:val="28"/>
-        </w:rPr>
-        <w:t xml:space="preserve">— модели для блочного программирования. ProgramBlock содержит тип блока (move_to, wait_time, home, torque_on, torque_off), параметры и порядок выполнения. RobotProgram — именованная последовательность блоков с сериализацией в JSON.</w:t>
+        <w:t xml:space="preserve">core/ </w:t>
+      </w:r>
+      <w:r>
+        <w:rPr>
+          <w:rFonts w:ascii="Times New Roman" w:cs="Times New Roman" w:eastAsia="Times New Roman" w:hAnsi="Times New Roman"/>
+          <w:sz w:val="28"/>
+          <w:szCs w:val="28"/>
+        </w:rPr>
+        <w:t xml:space="preserve">— шина событий EventBus (паттерн publish–subscribe), контейнер зависимостей DependencyContainer, абстрактный BaseService с жизненным циклом initialize → start → stop.</w:t>
+      </w:r>
+    </w:p>
+    <w:p>
+      <w:pPr>
+        <w:spacing w:after="120" w:line="360"/>
+        <w:ind w:firstLine="709"/>
+        <w:jc w:val="both"/>
+      </w:pPr>
+      <w:r>
+        <w:rPr>
+          <w:rFonts w:ascii="Times New Roman" w:cs="Times New Roman" w:eastAsia="Times New Roman" w:hAnsi="Times New Roman"/>
+          <w:b/>
+          <w:bCs/>
+          <w:sz w:val="28"/>
+          <w:szCs w:val="28"/>
+        </w:rPr>
+        <w:t xml:space="preserve">utils/ </w:t>
+      </w:r>
+      <w:r>
+        <w:rPr>
+          <w:rFonts w:ascii="Times New Roman" w:cs="Times New Roman" w:eastAsia="Times New Roman" w:hAnsi="Times New Roman"/>
+          <w:sz w:val="28"/>
+          <w:szCs w:val="28"/>
+        </w:rPr>
+        <w:t xml:space="preserve">— ConfigManager загружает/сохраняет JSON-конфигурацию с версионированием (до 5 резервных копий). Logger обеспечивает структурированное логирование. ProgramExecutor выполняет блочные программы в синхронном и асинхронном режимах.</w:t>
       </w:r>
     </w:p>
     <w:p>
@@ -4605,74 +4272,7 @@
           <w:sz w:val="28"/>
           <w:szCs w:val="28"/>
         </w:rPr>
-        <w:t xml:space="preserve">2.3 Контроллеры</w:t>
-      </w:r>
-    </w:p>
-    <w:p>
-      <w:pPr>
-        <w:spacing w:after="120" w:line="360"/>
-        <w:ind w:firstLine="709"/>
-        <w:jc w:val="both"/>
-      </w:pPr>
-      <w:r>
-        <w:rPr>
-          <w:rFonts w:ascii="Times New Roman" w:cs="Times New Roman" w:eastAsia="Times New Roman" w:hAnsi="Times New Roman"/>
-          <w:b/>
-          <w:bCs/>
-          <w:sz w:val="28"/>
-          <w:szCs w:val="28"/>
-        </w:rPr>
-        <w:t xml:space="preserve">MotorController </w:t>
-      </w:r>
-      <w:r>
-        <w:rPr>
-          <w:rFonts w:ascii="Times New Roman" w:cs="Times New Roman" w:eastAsia="Times New Roman" w:hAnsi="Times New Roman"/>
-          <w:sz w:val="28"/>
-          <w:szCs w:val="28"/>
-        </w:rPr>
-        <w:t xml:space="preserve">— основной класс управления моторами. Инкапсулирует экземпляр ST3215, обеспечивает потокобезопасный доступ через threading.Lock. Основные методы: connect()/disconnect() — подключение к COM-порту; scan_servos() — автообнаружение моторов; move_to_position(motor_id, position, speed, acc) — отправка команды MoveTo; read_motor_data(motor_id) — чтение телеметрии; emergency_stop_all() — экстренная остановка через StopServo для всех моторов.</w:t>
-      </w:r>
-    </w:p>
-    <w:p>
-      <w:pPr>
-        <w:spacing w:after="120" w:line="360"/>
-        <w:ind w:firstLine="709"/>
-        <w:jc w:val="both"/>
-      </w:pPr>
-      <w:r>
-        <w:rPr>
-          <w:rFonts w:ascii="Times New Roman" w:cs="Times New Roman" w:eastAsia="Times New Roman" w:hAnsi="Times New Roman"/>
-          <w:b/>
-          <w:bCs/>
-          <w:sz w:val="28"/>
-          <w:szCs w:val="28"/>
-        </w:rPr>
-        <w:t xml:space="preserve">MotorMonitor </w:t>
-      </w:r>
-      <w:r>
-        <w:rPr>
-          <w:rFonts w:ascii="Times New Roman" w:cs="Times New Roman" w:eastAsia="Times New Roman" w:hAnsi="Times New Roman"/>
-          <w:sz w:val="28"/>
-          <w:szCs w:val="28"/>
-        </w:rPr>
-        <w:t xml:space="preserve">— асинхронный мониторинг в фоновом потоке. Каждые 0.5 секунды опрашивает все подключённые моторы (ReadPosition, ReadTemperature, ReadVoltage, ReadCurrent, ReadLoad, IsMoving) и обновляет модель MotorData. При превышении 5 последовательных ошибок чтения генерирует предупреждение.</w:t>
-      </w:r>
-    </w:p>
-    <w:p>
-      <w:pPr>
-        <w:pStyle w:val="Heading2"/>
-        <w:spacing w:after="200" w:before="280" w:line="360"/>
-        <w:jc w:val="left"/>
-      </w:pPr>
-      <w:r>
-        <w:rPr>
-          <w:rFonts w:ascii="Times New Roman" w:cs="Times New Roman" w:eastAsia="Times New Roman" w:hAnsi="Times New Roman"/>
-          <w:b/>
-          <w:bCs/>
-          <w:sz w:val="28"/>
-          <w:szCs w:val="28"/>
-        </w:rPr>
-        <w:t xml:space="preserve">2.4 Графический интерфейс</w:t>
+        <w:t xml:space="preserve">2.3 Desktop приложение</w:t>
       </w:r>
     </w:p>
     <w:p>
@@ -4691,132 +4291,7 @@
           <w:sz w:val="28"/>
           <w:szCs w:val="28"/>
         </w:rPr>
-        <w:t xml:space="preserve">GUI реализован на Tkinter с визуальной стилизацией под промышленные контроллеры FANUC: тёмная цветовая схема (#1a1a2e — фон, #16213e — панели, #00ff88 — статус OK, #ff9500 — предупреждения, #ff4444 — ошибки). Интерфейс организован в виде вкладок:</w:t>
-      </w:r>
-    </w:p>
-    <w:p>
-      <w:pPr>
-        <w:spacing w:after="120" w:line="360"/>
-        <w:ind w:firstLine="709"/>
-        <w:jc w:val="both"/>
-      </w:pPr>
-      <w:r>
-        <w:rPr>
-          <w:rFonts w:ascii="Times New Roman" w:cs="Times New Roman" w:eastAsia="Times New Roman" w:hAnsi="Times New Roman"/>
-          <w:b/>
-          <w:bCs/>
-          <w:sz w:val="28"/>
-          <w:szCs w:val="28"/>
-        </w:rPr>
-        <w:t xml:space="preserve">1. Главная вкладка </w:t>
-      </w:r>
-      <w:r>
-        <w:rPr>
-          <w:rFonts w:ascii="Times New Roman" w:cs="Times New Roman" w:eastAsia="Times New Roman" w:hAnsi="Times New Roman"/>
-          <w:sz w:val="28"/>
-          <w:szCs w:val="28"/>
-        </w:rPr>
-        <w:t xml:space="preserve">— подключение к COM-порту, сканирование моторов, статус соединения.</w:t>
-      </w:r>
-    </w:p>
-    <w:p>
-      <w:pPr>
-        <w:spacing w:after="120" w:line="360"/>
-        <w:ind w:firstLine="709"/>
-        <w:jc w:val="both"/>
-      </w:pPr>
-      <w:r>
-        <w:rPr>
-          <w:rFonts w:ascii="Times New Roman" w:cs="Times New Roman" w:eastAsia="Times New Roman" w:hAnsi="Times New Roman"/>
-          <w:b/>
-          <w:bCs/>
-          <w:sz w:val="28"/>
-          <w:szCs w:val="28"/>
-        </w:rPr>
-        <w:t xml:space="preserve">2. Ручное управление </w:t>
-      </w:r>
-      <w:r>
-        <w:rPr>
-          <w:rFonts w:ascii="Times New Roman" w:cs="Times New Roman" w:eastAsia="Times New Roman" w:hAnsi="Times New Roman"/>
-          <w:sz w:val="28"/>
-          <w:szCs w:val="28"/>
-        </w:rPr>
-        <w:t xml:space="preserve">— выбор сустава (J1–J6), кнопки прямого/обратного хода, слайдер скорости (0–100%), быстрые команды (Home, Center, Torque ON/OFF).</w:t>
-      </w:r>
-    </w:p>
-    <w:p>
-      <w:pPr>
-        <w:spacing w:after="120" w:line="360"/>
-        <w:ind w:firstLine="709"/>
-        <w:jc w:val="both"/>
-      </w:pPr>
-      <w:r>
-        <w:rPr>
-          <w:rFonts w:ascii="Times New Roman" w:cs="Times New Roman" w:eastAsia="Times New Roman" w:hAnsi="Times New Roman"/>
-          <w:b/>
-          <w:bCs/>
-          <w:sz w:val="28"/>
-          <w:szCs w:val="28"/>
-        </w:rPr>
-        <w:t xml:space="preserve">3. Маппинг моторов </w:t>
-      </w:r>
-      <w:r>
-        <w:rPr>
-          <w:rFonts w:ascii="Times New Roman" w:cs="Times New Roman" w:eastAsia="Times New Roman" w:hAnsi="Times New Roman"/>
-          <w:sz w:val="28"/>
-          <w:szCs w:val="28"/>
-        </w:rPr>
-        <w:t xml:space="preserve">— настройка соответствия логических суставов физическим моторам с поддержкой инверсии.</w:t>
-      </w:r>
-    </w:p>
-    <w:p>
-      <w:pPr>
-        <w:spacing w:after="120" w:line="360"/>
-        <w:ind w:firstLine="709"/>
-        <w:jc w:val="both"/>
-      </w:pPr>
-      <w:r>
-        <w:rPr>
-          <w:rFonts w:ascii="Times New Roman" w:cs="Times New Roman" w:eastAsia="Times New Roman" w:hAnsi="Times New Roman"/>
-          <w:b/>
-          <w:bCs/>
-          <w:sz w:val="28"/>
-          <w:szCs w:val="28"/>
-        </w:rPr>
-        <w:t xml:space="preserve">4. 3D-кинематика </w:t>
-      </w:r>
-      <w:r>
-        <w:rPr>
-          <w:rFonts w:ascii="Times New Roman" w:cs="Times New Roman" w:eastAsia="Times New Roman" w:hAnsi="Times New Roman"/>
-          <w:sz w:val="28"/>
-          <w:szCs w:val="28"/>
-        </w:rPr>
-        <w:t xml:space="preserve">— 6 полей ввода углов, 3D-визуализация робота через Matplotlib, кнопка применения углов к реальным моторам.</w:t>
-      </w:r>
-    </w:p>
-    <w:p>
-      <w:pPr>
-        <w:spacing w:after="120" w:line="360"/>
-        <w:ind w:firstLine="709"/>
-        <w:jc w:val="both"/>
-      </w:pPr>
-      <w:r>
-        <w:rPr>
-          <w:rFonts w:ascii="Times New Roman" w:cs="Times New Roman" w:eastAsia="Times New Roman" w:hAnsi="Times New Roman"/>
-          <w:b/>
-          <w:bCs/>
-          <w:sz w:val="28"/>
-          <w:szCs w:val="28"/>
-        </w:rPr>
-        <w:t xml:space="preserve">5. Блочное программирование </w:t>
-      </w:r>
-      <w:r>
-        <w:rPr>
-          <w:rFonts w:ascii="Times New Roman" w:cs="Times New Roman" w:eastAsia="Times New Roman" w:hAnsi="Times New Roman"/>
-          <w:sz w:val="28"/>
-          <w:szCs w:val="28"/>
-        </w:rPr>
-        <w:t xml:space="preserve">— палитра блоков (движение, ожидание, управление моментом), холст для составления программы, кнопки запуска/паузы/остановки.</w:t>
+        <w:t xml:space="preserve">Desktop-слой (директория desktop/) предназначен для прямого управления роботом с компьютера оператора через USB-кабель. Точка входа desktop/main.py запускает главное окно RobotControlGUI.</w:t>
       </w:r>
     </w:p>
     <w:p>
@@ -4835,7 +4310,107 @@
           <w:sz w:val="28"/>
           <w:szCs w:val="28"/>
         </w:rPr>
-        <w:t xml:space="preserve">Нижняя панель мониторинга отображает в реальном времени данные всех 6 моторов: позиция, температура, напряжение, ток, нагрузка, статус с цветовой индикацией.</w:t>
+        <w:t xml:space="preserve">GUI реализован на Tkinter с визуальной стилизацией под промышленные контроллеры FANUC: тёмная цветовая схема (#1a1a2e — фон, #16213e — панели, #00ff88 — статус OK, #ff9500 — предупреждения, #ff4444 — ошибки). Интерфейс содержит вкладки:</w:t>
+      </w:r>
+    </w:p>
+    <w:p>
+      <w:pPr>
+        <w:spacing w:after="120" w:line="360"/>
+        <w:ind w:firstLine="709"/>
+        <w:jc w:val="both"/>
+      </w:pPr>
+      <w:r>
+        <w:rPr>
+          <w:rFonts w:ascii="Times New Roman" w:cs="Times New Roman" w:eastAsia="Times New Roman" w:hAnsi="Times New Roman"/>
+          <w:b/>
+          <w:bCs/>
+          <w:sz w:val="28"/>
+          <w:szCs w:val="28"/>
+        </w:rPr>
+        <w:t xml:space="preserve">1. Ручное управление </w:t>
+      </w:r>
+      <w:r>
+        <w:rPr>
+          <w:rFonts w:ascii="Times New Roman" w:cs="Times New Roman" w:eastAsia="Times New Roman" w:hAnsi="Times New Roman"/>
+          <w:sz w:val="28"/>
+          <w:szCs w:val="28"/>
+        </w:rPr>
+        <w:t xml:space="preserve">— выбор сустава (J1–J6), кнопки хода, слайдер скорости (1–100%), команды Home/Center/Torque ON–OFF.</w:t>
+      </w:r>
+    </w:p>
+    <w:p>
+      <w:pPr>
+        <w:spacing w:after="120" w:line="360"/>
+        <w:ind w:firstLine="709"/>
+        <w:jc w:val="both"/>
+      </w:pPr>
+      <w:r>
+        <w:rPr>
+          <w:rFonts w:ascii="Times New Roman" w:cs="Times New Roman" w:eastAsia="Times New Roman" w:hAnsi="Times New Roman"/>
+          <w:b/>
+          <w:bCs/>
+          <w:sz w:val="28"/>
+          <w:szCs w:val="28"/>
+        </w:rPr>
+        <w:t xml:space="preserve">2. 3D-кинематика </w:t>
+      </w:r>
+      <w:r>
+        <w:rPr>
+          <w:rFonts w:ascii="Times New Roman" w:cs="Times New Roman" w:eastAsia="Times New Roman" w:hAnsi="Times New Roman"/>
+          <w:sz w:val="28"/>
+          <w:szCs w:val="28"/>
+        </w:rPr>
+        <w:t xml:space="preserve">— 6 полей ввода углов, 3D-визуализация робота через Matplotlib, кнопка применения к реальным моторам.</w:t>
+      </w:r>
+    </w:p>
+    <w:p>
+      <w:pPr>
+        <w:spacing w:after="120" w:line="360"/>
+        <w:ind w:firstLine="709"/>
+        <w:jc w:val="both"/>
+      </w:pPr>
+      <w:r>
+        <w:rPr>
+          <w:rFonts w:ascii="Times New Roman" w:cs="Times New Roman" w:eastAsia="Times New Roman" w:hAnsi="Times New Roman"/>
+          <w:b/>
+          <w:bCs/>
+          <w:sz w:val="28"/>
+          <w:szCs w:val="28"/>
+        </w:rPr>
+        <w:t xml:space="preserve">3. Блочное программирование </w:t>
+      </w:r>
+      <w:r>
+        <w:rPr>
+          <w:rFonts w:ascii="Times New Roman" w:cs="Times New Roman" w:eastAsia="Times New Roman" w:hAnsi="Times New Roman"/>
+          <w:sz w:val="28"/>
+          <w:szCs w:val="28"/>
+        </w:rPr>
+        <w:t xml:space="preserve">— палитра блоков (движение, ожидание, управление моментом), холст для составления программы, запуск/пауза/стоп.</w:t>
+      </w:r>
+    </w:p>
+    <w:p>
+      <w:pPr>
+        <w:spacing w:after="120" w:line="360"/>
+        <w:ind w:firstLine="709"/>
+        <w:jc w:val="both"/>
+      </w:pPr>
+      <w:r>
+        <w:rPr>
+          <w:rFonts w:ascii="Times New Roman" w:cs="Times New Roman" w:eastAsia="Times New Roman" w:hAnsi="Times New Roman"/>
+          <w:b/>
+          <w:bCs/>
+          <w:sz w:val="28"/>
+          <w:szCs w:val="28"/>
+        </w:rPr>
+        <w:t xml:space="preserve">4. Мониторинг </w:t>
+      </w:r>
+      <w:r>
+        <w:rPr>
+          <w:rFonts w:ascii="Times New Roman" w:cs="Times New Roman" w:eastAsia="Times New Roman" w:hAnsi="Times New Roman"/>
+          <w:sz w:val="28"/>
+          <w:szCs w:val="28"/>
+        </w:rPr>
+        <w:t xml:space="preserve">— нижняя панель: позиция, температура, напряжение, ток, нагрузка, статус всех 6 моторов в реальном времени.</w:t>
       </w:r>
     </w:p>
     <w:p>
@@ -4852,7 +4427,7 @@
           <w:sz w:val="28"/>
           <w:szCs w:val="28"/>
         </w:rPr>
-        <w:t xml:space="preserve">2.5 Система событий</w:t>
+        <w:t xml:space="preserve">2.4 Web интерфейс</w:t>
       </w:r>
     </w:p>
     <w:p>
@@ -4871,7 +4446,1315 @@
           <w:sz w:val="28"/>
           <w:szCs w:val="28"/>
         </w:rPr>
-        <w:t xml:space="preserve">Для слабого связывания компонентов реализована шина событий EventBus по паттерну publish–subscribe. Класс EventBus — синглтон, предоставляющий методы on(event_name, callback, priority) для подписки, emit(event_name, data) для публикации и off(event_name, callback) для отписки. BaseService — абстрактный базовый класс сервисов с жизненным циклом initialize → start → stop.</w:t>
+        <w:t xml:space="preserve">Web-слой (директория web/) обеспечивает удалённый доступ к роботу через браузер без установки дополнительного ПО. Сервер реализован на FastAPI (Python 3.12+), что обеспечивает автоматическую генерацию OpenAPI-документации и высокую производительность благодаря асинхронной обработке запросов.</w:t>
+      </w:r>
+    </w:p>
+    <w:p>
+      <w:pPr>
+        <w:spacing w:after="120" w:line="360"/>
+        <w:ind w:firstLine="709"/>
+        <w:jc w:val="both"/>
+      </w:pPr>
+      <w:r>
+        <w:rPr>
+          <w:rFonts w:ascii="Times New Roman" w:cs="Times New Roman" w:eastAsia="Times New Roman" w:hAnsi="Times New Roman"/>
+          <w:b w:val="false"/>
+          <w:bCs w:val="false"/>
+          <w:i w:val="false"/>
+          <w:iCs w:val="false"/>
+          <w:sz w:val="28"/>
+          <w:szCs w:val="28"/>
+        </w:rPr>
+        <w:t xml:space="preserve">Архитектура web-слоя включает три компонента:</w:t>
+      </w:r>
+    </w:p>
+    <w:p>
+      <w:pPr>
+        <w:spacing w:after="120" w:line="360"/>
+        <w:ind w:firstLine="709"/>
+        <w:jc w:val="both"/>
+      </w:pPr>
+      <w:r>
+        <w:rPr>
+          <w:rFonts w:ascii="Times New Roman" w:cs="Times New Roman" w:eastAsia="Times New Roman" w:hAnsi="Times New Roman"/>
+          <w:b/>
+          <w:bCs/>
+          <w:sz w:val="28"/>
+          <w:szCs w:val="28"/>
+        </w:rPr>
+        <w:t xml:space="preserve">REST API (web/api/routes.py) </w:t>
+      </w:r>
+      <w:r>
+        <w:rPr>
+          <w:rFonts w:ascii="Times New Roman" w:cs="Times New Roman" w:eastAsia="Times New Roman" w:hAnsi="Times New Roman"/>
+          <w:sz w:val="28"/>
+          <w:szCs w:val="28"/>
+        </w:rPr>
+        <w:t xml:space="preserve">— endpoints: GET /api/status (текущее состояние), POST /api/connect (подключение к порту), POST /api/disconnect, POST /api/move (команда движения), POST /api/stop (аварийная остановка), POST /api/ik (решение обратной кинематики по целевым координатам XYZ).</w:t>
+      </w:r>
+    </w:p>
+    <w:p>
+      <w:pPr>
+        <w:spacing w:after="120" w:line="360"/>
+        <w:ind w:firstLine="709"/>
+        <w:jc w:val="both"/>
+      </w:pPr>
+      <w:r>
+        <w:rPr>
+          <w:rFonts w:ascii="Times New Roman" w:cs="Times New Roman" w:eastAsia="Times New Roman" w:hAnsi="Times New Roman"/>
+          <w:b/>
+          <w:bCs/>
+          <w:sz w:val="28"/>
+          <w:szCs w:val="28"/>
+        </w:rPr>
+        <w:t xml:space="preserve">WebSocket (web/api/websocket.py) </w:t>
+      </w:r>
+      <w:r>
+        <w:rPr>
+          <w:rFonts w:ascii="Times New Roman" w:cs="Times New Roman" w:eastAsia="Times New Roman" w:hAnsi="Times New Roman"/>
+          <w:sz w:val="28"/>
+          <w:szCs w:val="28"/>
+        </w:rPr>
+        <w:t xml:space="preserve">— endpoint WS /ws транслирует телеметрию моторов всем подключённым клиентам на частоте 5 Гц. Используется паттерн broadcast: каждое обновление MotorMonitor преобразуется в JSON и отправляется через asyncio всем активным соединениям.</w:t>
+      </w:r>
+    </w:p>
+    <w:p>
+      <w:pPr>
+        <w:spacing w:after="120" w:line="360"/>
+        <w:ind w:firstLine="709"/>
+        <w:jc w:val="both"/>
+      </w:pPr>
+      <w:r>
+        <w:rPr>
+          <w:rFonts w:ascii="Times New Roman" w:cs="Times New Roman" w:eastAsia="Times New Roman" w:hAnsi="Times New Roman"/>
+          <w:b/>
+          <w:bCs/>
+          <w:sz w:val="28"/>
+          <w:szCs w:val="28"/>
+        </w:rPr>
+        <w:t xml:space="preserve">Веб-клиент (web/static/index.html) </w:t>
+      </w:r>
+      <w:r>
+        <w:rPr>
+          <w:rFonts w:ascii="Times New Roman" w:cs="Times New Roman" w:eastAsia="Times New Roman" w:hAnsi="Times New Roman"/>
+          <w:sz w:val="28"/>
+          <w:szCs w:val="28"/>
+        </w:rPr>
+        <w:t xml:space="preserve">— одностраничное приложение на чистом HTML/JS без зависимостей. Содержит панель подключения, ручное управление суставами, форму IK, таблицу телеметрии в реальном времени и лог событий. Данные телеметрии обновляются через WebSocket без перезагрузки страницы.</w:t>
+      </w:r>
+    </w:p>
+    <w:p>
+      <w:pPr>
+        <w:pStyle w:val="Heading2"/>
+        <w:spacing w:after="200" w:before="280" w:line="360"/>
+        <w:jc w:val="left"/>
+      </w:pPr>
+      <w:r>
+        <w:rPr>
+          <w:rFonts w:ascii="Times New Roman" w:cs="Times New Roman" w:eastAsia="Times New Roman" w:hAnsi="Times New Roman"/>
+          <w:b/>
+          <w:bCs/>
+          <w:sz w:val="28"/>
+          <w:szCs w:val="28"/>
+        </w:rPr>
+        <w:t xml:space="preserve">2.5 ROS2 интеграция</w:t>
+      </w:r>
+    </w:p>
+    <w:p>
+      <w:pPr>
+        <w:spacing w:after="120" w:line="360"/>
+        <w:ind w:firstLine="709"/>
+        <w:jc w:val="both"/>
+      </w:pPr>
+      <w:r>
+        <w:rPr>
+          <w:rFonts w:ascii="Times New Roman" w:cs="Times New Roman" w:eastAsia="Times New Roman" w:hAnsi="Times New Roman"/>
+          <w:b w:val="false"/>
+          <w:bCs w:val="false"/>
+          <w:i w:val="false"/>
+          <w:iCs w:val="false"/>
+          <w:sz w:val="28"/>
+          <w:szCs w:val="28"/>
+        </w:rPr>
+        <w:t xml:space="preserve">ROS2-слой (директория ros2/) реализован как стандартный пакет ament_python с именем robot_control. Пакет содержит три независимых ноды, запускаемых файлом ros2/launch/robot.launch.py:</w:t>
+      </w:r>
+    </w:p>
+    <w:p>
+      <w:pPr>
+        <w:spacing w:after="0" w:line="360"/>
+      </w:pPr>
+    </w:p>
+    <w:p>
+      <w:pPr>
+        <w:spacing w:after="100" w:before="200" w:line="360"/>
+        <w:jc w:val="center"/>
+      </w:pPr>
+      <w:r>
+        <w:rPr>
+          <w:rFonts w:ascii="Times New Roman" w:cs="Times New Roman" w:eastAsia="Times New Roman" w:hAnsi="Times New Roman"/>
+          <w:i/>
+          <w:iCs/>
+          <w:sz w:val="28"/>
+          <w:szCs w:val="28"/>
+        </w:rPr>
+        <w:t xml:space="preserve">Таблица 2.2 — ROS2 ноды пакета robot_control</w:t>
+      </w:r>
+    </w:p>
+    <w:tbl>
+      <w:tblPr>
+        <w:tblW w:type="dxa" w:w="9000"/>
+        <w:tblBorders>
+          <w:top w:val="single" w:color="auto" w:sz="4"/>
+          <w:left w:val="single" w:color="auto" w:sz="4"/>
+          <w:bottom w:val="single" w:color="auto" w:sz="4"/>
+          <w:right w:val="single" w:color="auto" w:sz="4"/>
+          <w:insideH w:val="single" w:color="auto" w:sz="4"/>
+          <w:insideV w:val="single" w:color="auto" w:sz="4"/>
+        </w:tblBorders>
+      </w:tblPr>
+      <w:tblGrid>
+        <w:gridCol w:w="2400"/>
+        <w:gridCol w:w="3200"/>
+        <w:gridCol w:w="3400"/>
+      </w:tblGrid>
+      <w:tr>
+        <w:tc>
+          <w:tcPr>
+            <w:tcW w:type="dxa" w:w="2400"/>
+            <w:tcBorders>
+              <w:top w:val="single" w:color="999999" w:sz="1"/>
+              <w:left w:val="single" w:color="999999" w:sz="1"/>
+              <w:bottom w:val="single" w:color="999999" w:sz="1"/>
+              <w:right w:val="single" w:color="999999" w:sz="1"/>
+            </w:tcBorders>
+            <w:shd w:fill="D5E8F0" w:val="clear"/>
+            <w:tcMar>
+              <w:top w:type="dxa" w:w="60"/>
+              <w:left w:type="dxa" w:w="100"/>
+              <w:bottom w:type="dxa" w:w="60"/>
+              <w:right w:type="dxa" w:w="100"/>
+            </w:tcMar>
+          </w:tcPr>
+          <w:p>
+            <w:pPr>
+              <w:spacing w:after="0" w:line="276"/>
+              <w:jc w:val="center"/>
+            </w:pPr>
+            <w:r>
+              <w:rPr>
+                <w:rFonts w:ascii="Times New Roman" w:cs="Times New Roman" w:eastAsia="Times New Roman" w:hAnsi="Times New Roman"/>
+                <w:b/>
+                <w:bCs/>
+                <w:sz w:val="24"/>
+                <w:szCs w:val="24"/>
+              </w:rPr>
+              <w:t xml:space="preserve">Нода</w:t>
+            </w:r>
+          </w:p>
+        </w:tc>
+        <w:tc>
+          <w:tcPr>
+            <w:tcW w:type="dxa" w:w="3200"/>
+            <w:tcBorders>
+              <w:top w:val="single" w:color="999999" w:sz="1"/>
+              <w:left w:val="single" w:color="999999" w:sz="1"/>
+              <w:bottom w:val="single" w:color="999999" w:sz="1"/>
+              <w:right w:val="single" w:color="999999" w:sz="1"/>
+            </w:tcBorders>
+            <w:shd w:fill="D5E8F0" w:val="clear"/>
+            <w:tcMar>
+              <w:top w:type="dxa" w:w="60"/>
+              <w:left w:type="dxa" w:w="100"/>
+              <w:bottom w:type="dxa" w:w="60"/>
+              <w:right w:type="dxa" w:w="100"/>
+            </w:tcMar>
+          </w:tcPr>
+          <w:p>
+            <w:pPr>
+              <w:spacing w:after="0" w:line="276"/>
+              <w:jc w:val="center"/>
+            </w:pPr>
+            <w:r>
+              <w:rPr>
+                <w:rFonts w:ascii="Times New Roman" w:cs="Times New Roman" w:eastAsia="Times New Roman" w:hAnsi="Times New Roman"/>
+                <w:b/>
+                <w:bCs/>
+                <w:sz w:val="24"/>
+                <w:szCs w:val="24"/>
+              </w:rPr>
+              <w:t xml:space="preserve">Топики/Сервисы</w:t>
+            </w:r>
+          </w:p>
+        </w:tc>
+        <w:tc>
+          <w:tcPr>
+            <w:tcW w:type="dxa" w:w="3400"/>
+            <w:tcBorders>
+              <w:top w:val="single" w:color="999999" w:sz="1"/>
+              <w:left w:val="single" w:color="999999" w:sz="1"/>
+              <w:bottom w:val="single" w:color="999999" w:sz="1"/>
+              <w:right w:val="single" w:color="999999" w:sz="1"/>
+            </w:tcBorders>
+            <w:shd w:fill="D5E8F0" w:val="clear"/>
+            <w:tcMar>
+              <w:top w:type="dxa" w:w="60"/>
+              <w:left w:type="dxa" w:w="100"/>
+              <w:bottom w:type="dxa" w:w="60"/>
+              <w:right w:type="dxa" w:w="100"/>
+            </w:tcMar>
+          </w:tcPr>
+          <w:p>
+            <w:pPr>
+              <w:spacing w:after="0" w:line="276"/>
+              <w:jc w:val="center"/>
+            </w:pPr>
+            <w:r>
+              <w:rPr>
+                <w:rFonts w:ascii="Times New Roman" w:cs="Times New Roman" w:eastAsia="Times New Roman" w:hAnsi="Times New Roman"/>
+                <w:b/>
+                <w:bCs/>
+                <w:sz w:val="24"/>
+                <w:szCs w:val="24"/>
+              </w:rPr>
+              <w:t xml:space="preserve">Назначение</w:t>
+            </w:r>
+          </w:p>
+        </w:tc>
+      </w:tr>
+      <w:tr>
+        <w:tc>
+          <w:tcPr>
+            <w:tcW w:type="dxa" w:w="2400"/>
+            <w:tcBorders>
+              <w:top w:val="single" w:color="999999" w:sz="1"/>
+              <w:left w:val="single" w:color="999999" w:sz="1"/>
+              <w:bottom w:val="single" w:color="999999" w:sz="1"/>
+              <w:right w:val="single" w:color="999999" w:sz="1"/>
+            </w:tcBorders>
+            <w:tcMar>
+              <w:top w:type="dxa" w:w="60"/>
+              <w:left w:type="dxa" w:w="100"/>
+              <w:bottom w:type="dxa" w:w="60"/>
+              <w:right w:type="dxa" w:w="100"/>
+            </w:tcMar>
+          </w:tcPr>
+          <w:p>
+            <w:pPr>
+              <w:spacing w:after="0" w:line="276"/>
+              <w:jc w:val="left"/>
+            </w:pPr>
+            <w:r>
+              <w:rPr>
+                <w:rFonts w:ascii="Times New Roman" w:cs="Times New Roman" w:eastAsia="Times New Roman" w:hAnsi="Times New Roman"/>
+                <w:b w:val="false"/>
+                <w:bCs w:val="false"/>
+                <w:sz w:val="24"/>
+                <w:szCs w:val="24"/>
+              </w:rPr>
+              <w:t xml:space="preserve">robot_node</w:t>
+            </w:r>
+          </w:p>
+        </w:tc>
+        <w:tc>
+          <w:tcPr>
+            <w:tcW w:type="dxa" w:w="3200"/>
+            <w:tcBorders>
+              <w:top w:val="single" w:color="999999" w:sz="1"/>
+              <w:left w:val="single" w:color="999999" w:sz="1"/>
+              <w:bottom w:val="single" w:color="999999" w:sz="1"/>
+              <w:right w:val="single" w:color="999999" w:sz="1"/>
+            </w:tcBorders>
+            <w:tcMar>
+              <w:top w:type="dxa" w:w="60"/>
+              <w:left w:type="dxa" w:w="100"/>
+              <w:bottom w:type="dxa" w:w="60"/>
+              <w:right w:type="dxa" w:w="100"/>
+            </w:tcMar>
+          </w:tcPr>
+          <w:p>
+            <w:pPr>
+              <w:spacing w:after="0" w:line="276"/>
+              <w:jc w:val="center"/>
+            </w:pPr>
+            <w:r>
+              <w:rPr>
+                <w:rFonts w:ascii="Times New Roman" w:cs="Times New Roman" w:eastAsia="Times New Roman" w:hAnsi="Times New Roman"/>
+                <w:b w:val="false"/>
+                <w:bCs w:val="false"/>
+                <w:sz w:val="24"/>
+                <w:szCs w:val="24"/>
+              </w:rPr>
+              <w:t xml:space="preserve">/robot/joint_states, /robot/joint_cmd, /robot/stop</w:t>
+            </w:r>
+          </w:p>
+        </w:tc>
+        <w:tc>
+          <w:tcPr>
+            <w:tcW w:type="dxa" w:w="3400"/>
+            <w:tcBorders>
+              <w:top w:val="single" w:color="999999" w:sz="1"/>
+              <w:left w:val="single" w:color="999999" w:sz="1"/>
+              <w:bottom w:val="single" w:color="999999" w:sz="1"/>
+              <w:right w:val="single" w:color="999999" w:sz="1"/>
+            </w:tcBorders>
+            <w:tcMar>
+              <w:top w:type="dxa" w:w="60"/>
+              <w:left w:type="dxa" w:w="100"/>
+              <w:bottom w:type="dxa" w:w="60"/>
+              <w:right w:type="dxa" w:w="100"/>
+            </w:tcMar>
+          </w:tcPr>
+          <w:p>
+            <w:pPr>
+              <w:spacing w:after="0" w:line="276"/>
+              <w:jc w:val="center"/>
+            </w:pPr>
+            <w:r>
+              <w:rPr>
+                <w:rFonts w:ascii="Times New Roman" w:cs="Times New Roman" w:eastAsia="Times New Roman" w:hAnsi="Times New Roman"/>
+                <w:b w:val="false"/>
+                <w:bCs w:val="false"/>
+                <w:sz w:val="24"/>
+                <w:szCs w:val="24"/>
+              </w:rPr>
+              <w:t xml:space="preserve">Основное управление: публикует JointState, принимает команды движения</w:t>
+            </w:r>
+          </w:p>
+        </w:tc>
+      </w:tr>
+      <w:tr>
+        <w:tc>
+          <w:tcPr>
+            <w:tcW w:type="dxa" w:w="2400"/>
+            <w:tcBorders>
+              <w:top w:val="single" w:color="999999" w:sz="1"/>
+              <w:left w:val="single" w:color="999999" w:sz="1"/>
+              <w:bottom w:val="single" w:color="999999" w:sz="1"/>
+              <w:right w:val="single" w:color="999999" w:sz="1"/>
+            </w:tcBorders>
+            <w:tcMar>
+              <w:top w:type="dxa" w:w="60"/>
+              <w:left w:type="dxa" w:w="100"/>
+              <w:bottom w:type="dxa" w:w="60"/>
+              <w:right w:type="dxa" w:w="100"/>
+            </w:tcMar>
+          </w:tcPr>
+          <w:p>
+            <w:pPr>
+              <w:spacing w:after="0" w:line="276"/>
+              <w:jc w:val="left"/>
+            </w:pPr>
+            <w:r>
+              <w:rPr>
+                <w:rFonts w:ascii="Times New Roman" w:cs="Times New Roman" w:eastAsia="Times New Roman" w:hAnsi="Times New Roman"/>
+                <w:b w:val="false"/>
+                <w:bCs w:val="false"/>
+                <w:sz w:val="24"/>
+                <w:szCs w:val="24"/>
+              </w:rPr>
+              <w:t xml:space="preserve">monitor_node</w:t>
+            </w:r>
+          </w:p>
+        </w:tc>
+        <w:tc>
+          <w:tcPr>
+            <w:tcW w:type="dxa" w:w="3200"/>
+            <w:tcBorders>
+              <w:top w:val="single" w:color="999999" w:sz="1"/>
+              <w:left w:val="single" w:color="999999" w:sz="1"/>
+              <w:bottom w:val="single" w:color="999999" w:sz="1"/>
+              <w:right w:val="single" w:color="999999" w:sz="1"/>
+            </w:tcBorders>
+            <w:tcMar>
+              <w:top w:type="dxa" w:w="60"/>
+              <w:left w:type="dxa" w:w="100"/>
+              <w:bottom w:type="dxa" w:w="60"/>
+              <w:right w:type="dxa" w:w="100"/>
+            </w:tcMar>
+          </w:tcPr>
+          <w:p>
+            <w:pPr>
+              <w:spacing w:after="0" w:line="276"/>
+              <w:jc w:val="center"/>
+            </w:pPr>
+            <w:r>
+              <w:rPr>
+                <w:rFonts w:ascii="Times New Roman" w:cs="Times New Roman" w:eastAsia="Times New Roman" w:hAnsi="Times New Roman"/>
+                <w:b w:val="false"/>
+                <w:bCs w:val="false"/>
+                <w:sz w:val="24"/>
+                <w:szCs w:val="24"/>
+              </w:rPr>
+              <w:t xml:space="preserve">/robot/diagnostics, /robot/temperature, /robot/alarms</w:t>
+            </w:r>
+          </w:p>
+        </w:tc>
+        <w:tc>
+          <w:tcPr>
+            <w:tcW w:type="dxa" w:w="3400"/>
+            <w:tcBorders>
+              <w:top w:val="single" w:color="999999" w:sz="1"/>
+              <w:left w:val="single" w:color="999999" w:sz="1"/>
+              <w:bottom w:val="single" w:color="999999" w:sz="1"/>
+              <w:right w:val="single" w:color="999999" w:sz="1"/>
+            </w:tcBorders>
+            <w:tcMar>
+              <w:top w:type="dxa" w:w="60"/>
+              <w:left w:type="dxa" w:w="100"/>
+              <w:bottom w:type="dxa" w:w="60"/>
+              <w:right w:type="dxa" w:w="100"/>
+            </w:tcMar>
+          </w:tcPr>
+          <w:p>
+            <w:pPr>
+              <w:spacing w:after="0" w:line="276"/>
+              <w:jc w:val="center"/>
+            </w:pPr>
+            <w:r>
+              <w:rPr>
+                <w:rFonts w:ascii="Times New Roman" w:cs="Times New Roman" w:eastAsia="Times New Roman" w:hAnsi="Times New Roman"/>
+                <w:b w:val="false"/>
+                <w:bCs w:val="false"/>
+                <w:sz w:val="24"/>
+                <w:szCs w:val="24"/>
+              </w:rPr>
+              <w:t xml:space="preserve">Мониторинг: публикует диагностику и сигналы тревоги на частоте 1 Гц</w:t>
+            </w:r>
+          </w:p>
+        </w:tc>
+      </w:tr>
+      <w:tr>
+        <w:tc>
+          <w:tcPr>
+            <w:tcW w:type="dxa" w:w="2400"/>
+            <w:tcBorders>
+              <w:top w:val="single" w:color="999999" w:sz="1"/>
+              <w:left w:val="single" w:color="999999" w:sz="1"/>
+              <w:bottom w:val="single" w:color="999999" w:sz="1"/>
+              <w:right w:val="single" w:color="999999" w:sz="1"/>
+            </w:tcBorders>
+            <w:tcMar>
+              <w:top w:type="dxa" w:w="60"/>
+              <w:left w:type="dxa" w:w="100"/>
+              <w:bottom w:type="dxa" w:w="60"/>
+              <w:right w:type="dxa" w:w="100"/>
+            </w:tcMar>
+          </w:tcPr>
+          <w:p>
+            <w:pPr>
+              <w:spacing w:after="0" w:line="276"/>
+              <w:jc w:val="left"/>
+            </w:pPr>
+            <w:r>
+              <w:rPr>
+                <w:rFonts w:ascii="Times New Roman" w:cs="Times New Roman" w:eastAsia="Times New Roman" w:hAnsi="Times New Roman"/>
+                <w:b w:val="false"/>
+                <w:bCs w:val="false"/>
+                <w:sz w:val="24"/>
+                <w:szCs w:val="24"/>
+              </w:rPr>
+              <w:t xml:space="preserve">ik_service_node</w:t>
+            </w:r>
+          </w:p>
+        </w:tc>
+        <w:tc>
+          <w:tcPr>
+            <w:tcW w:type="dxa" w:w="3200"/>
+            <w:tcBorders>
+              <w:top w:val="single" w:color="999999" w:sz="1"/>
+              <w:left w:val="single" w:color="999999" w:sz="1"/>
+              <w:bottom w:val="single" w:color="999999" w:sz="1"/>
+              <w:right w:val="single" w:color="999999" w:sz="1"/>
+            </w:tcBorders>
+            <w:tcMar>
+              <w:top w:type="dxa" w:w="60"/>
+              <w:left w:type="dxa" w:w="100"/>
+              <w:bottom w:type="dxa" w:w="60"/>
+              <w:right w:type="dxa" w:w="100"/>
+            </w:tcMar>
+          </w:tcPr>
+          <w:p>
+            <w:pPr>
+              <w:spacing w:after="0" w:line="276"/>
+              <w:jc w:val="center"/>
+            </w:pPr>
+            <w:r>
+              <w:rPr>
+                <w:rFonts w:ascii="Times New Roman" w:cs="Times New Roman" w:eastAsia="Times New Roman" w:hAnsi="Times New Roman"/>
+                <w:b w:val="false"/>
+                <w:bCs w:val="false"/>
+                <w:sz w:val="24"/>
+                <w:szCs w:val="24"/>
+              </w:rPr>
+              <w:t xml:space="preserve">/robot/ik/request, /robot/ik/response</w:t>
+            </w:r>
+          </w:p>
+        </w:tc>
+        <w:tc>
+          <w:tcPr>
+            <w:tcW w:type="dxa" w:w="3400"/>
+            <w:tcBorders>
+              <w:top w:val="single" w:color="999999" w:sz="1"/>
+              <w:left w:val="single" w:color="999999" w:sz="1"/>
+              <w:bottom w:val="single" w:color="999999" w:sz="1"/>
+              <w:right w:val="single" w:color="999999" w:sz="1"/>
+            </w:tcBorders>
+            <w:tcMar>
+              <w:top w:type="dxa" w:w="60"/>
+              <w:left w:type="dxa" w:w="100"/>
+              <w:bottom w:type="dxa" w:w="60"/>
+              <w:right w:type="dxa" w:w="100"/>
+            </w:tcMar>
+          </w:tcPr>
+          <w:p>
+            <w:pPr>
+              <w:spacing w:after="0" w:line="276"/>
+              <w:jc w:val="center"/>
+            </w:pPr>
+            <w:r>
+              <w:rPr>
+                <w:rFonts w:ascii="Times New Roman" w:cs="Times New Roman" w:eastAsia="Times New Roman" w:hAnsi="Times New Roman"/>
+                <w:b w:val="false"/>
+                <w:bCs w:val="false"/>
+                <w:sz w:val="24"/>
+                <w:szCs w:val="24"/>
+              </w:rPr>
+              <w:t xml:space="preserve">Сервис IK: принимает JSON-запрос {x,y,z}, возвращает углы суставов</w:t>
+            </w:r>
+          </w:p>
+        </w:tc>
+      </w:tr>
+    </w:tbl>
+    <w:p>
+      <w:pPr>
+        <w:spacing w:after="0" w:line="360"/>
+      </w:pPr>
+    </w:p>
+    <w:p>
+      <w:pPr>
+        <w:spacing w:after="120" w:line="360"/>
+        <w:ind w:firstLine="709"/>
+        <w:jc w:val="both"/>
+      </w:pPr>
+      <w:r>
+        <w:rPr>
+          <w:rFonts w:ascii="Times New Roman" w:cs="Times New Roman" w:eastAsia="Times New Roman" w:hAnsi="Times New Roman"/>
+          <w:b w:val="false"/>
+          <w:bCs w:val="false"/>
+          <w:i w:val="false"/>
+          <w:iCs w:val="false"/>
+          <w:sz w:val="28"/>
+          <w:szCs w:val="28"/>
+        </w:rPr>
+        <w:t xml:space="preserve">Нода robot_node принимает параметры ROS2: port (COM3 по умолчанию), baudrate (1 000 000), monitor_rate_hz (10.0). Состояния суставов публикуются в формате sensor_msgs/JointState с позициями в радианах. Команды движения принимаются в формате trajectory_msgs/JointTrajectoryPoint. Для экстренной остановки используется топик /robot/stop с пустым сообщением (std_msgs/Empty), что гарантирует мгновенную реакцию независимо от текущего состояния очереди.</w:t>
+      </w:r>
+    </w:p>
+    <w:p>
+      <w:pPr>
+        <w:pStyle w:val="Heading2"/>
+        <w:spacing w:after="200" w:before="280" w:line="360"/>
+        <w:jc w:val="left"/>
+      </w:pPr>
+      <w:r>
+        <w:rPr>
+          <w:rFonts w:ascii="Times New Roman" w:cs="Times New Roman" w:eastAsia="Times New Roman" w:hAnsi="Times New Roman"/>
+          <w:b/>
+          <w:bCs/>
+          <w:sz w:val="28"/>
+          <w:szCs w:val="28"/>
+        </w:rPr>
+        <w:t xml:space="preserve">2.6 Система программ для задач</w:t>
+      </w:r>
+    </w:p>
+    <w:p>
+      <w:pPr>
+        <w:spacing w:after="120" w:line="360"/>
+        <w:ind w:firstLine="709"/>
+        <w:jc w:val="both"/>
+      </w:pPr>
+      <w:r>
+        <w:rPr>
+          <w:rFonts w:ascii="Times New Roman" w:cs="Times New Roman" w:eastAsia="Times New Roman" w:hAnsi="Times New Roman"/>
+          <w:b w:val="false"/>
+          <w:bCs w:val="false"/>
+          <w:i w:val="false"/>
+          <w:iCs w:val="false"/>
+          <w:sz w:val="28"/>
+          <w:szCs w:val="28"/>
+        </w:rPr>
+        <w:t xml:space="preserve">Директория programs/ содержит высокоуровневые программы для конкретных задач манипулятора. Все программы наследуют абстрактный класс BaseProgram, который инкапсулирует общую логику: управление остановкой через threading.Event, вспомогательные методы для движения (_move_joint, _move_all, _go_to_xyz, _go_home), ожидание с проверкой стоп-флага (_wait), логирование через callback on_step.</w:t>
+      </w:r>
+    </w:p>
+    <w:p>
+      <w:pPr>
+        <w:spacing w:after="0" w:line="360"/>
+      </w:pPr>
+    </w:p>
+    <w:p>
+      <w:pPr>
+        <w:spacing w:after="100" w:before="200" w:line="360"/>
+        <w:jc w:val="center"/>
+      </w:pPr>
+      <w:r>
+        <w:rPr>
+          <w:rFonts w:ascii="Times New Roman" w:cs="Times New Roman" w:eastAsia="Times New Roman" w:hAnsi="Times New Roman"/>
+          <w:i/>
+          <w:iCs/>
+          <w:sz w:val="28"/>
+          <w:szCs w:val="28"/>
+        </w:rPr>
+        <w:t xml:space="preserve">Таблица 2.3 — Программы для задач робота</w:t>
+      </w:r>
+    </w:p>
+    <w:tbl>
+      <w:tblPr>
+        <w:tblW w:type="dxa" w:w="9000"/>
+        <w:tblBorders>
+          <w:top w:val="single" w:color="auto" w:sz="4"/>
+          <w:left w:val="single" w:color="auto" w:sz="4"/>
+          <w:bottom w:val="single" w:color="auto" w:sz="4"/>
+          <w:right w:val="single" w:color="auto" w:sz="4"/>
+          <w:insideH w:val="single" w:color="auto" w:sz="4"/>
+          <w:insideV w:val="single" w:color="auto" w:sz="4"/>
+        </w:tblBorders>
+      </w:tblPr>
+      <w:tblGrid>
+        <w:gridCol w:w="2400"/>
+        <w:gridCol w:w="3200"/>
+        <w:gridCol w:w="3400"/>
+      </w:tblGrid>
+      <w:tr>
+        <w:tc>
+          <w:tcPr>
+            <w:tcW w:type="dxa" w:w="2400"/>
+            <w:tcBorders>
+              <w:top w:val="single" w:color="999999" w:sz="1"/>
+              <w:left w:val="single" w:color="999999" w:sz="1"/>
+              <w:bottom w:val="single" w:color="999999" w:sz="1"/>
+              <w:right w:val="single" w:color="999999" w:sz="1"/>
+            </w:tcBorders>
+            <w:shd w:fill="D5E8F0" w:val="clear"/>
+            <w:tcMar>
+              <w:top w:type="dxa" w:w="60"/>
+              <w:left w:type="dxa" w:w="100"/>
+              <w:bottom w:type="dxa" w:w="60"/>
+              <w:right w:type="dxa" w:w="100"/>
+            </w:tcMar>
+          </w:tcPr>
+          <w:p>
+            <w:pPr>
+              <w:spacing w:after="0" w:line="276"/>
+              <w:jc w:val="center"/>
+            </w:pPr>
+            <w:r>
+              <w:rPr>
+                <w:rFonts w:ascii="Times New Roman" w:cs="Times New Roman" w:eastAsia="Times New Roman" w:hAnsi="Times New Roman"/>
+                <w:b/>
+                <w:bCs/>
+                <w:sz w:val="24"/>
+                <w:szCs w:val="24"/>
+              </w:rPr>
+              <w:t xml:space="preserve">Программа</w:t>
+            </w:r>
+          </w:p>
+        </w:tc>
+        <w:tc>
+          <w:tcPr>
+            <w:tcW w:type="dxa" w:w="3200"/>
+            <w:tcBorders>
+              <w:top w:val="single" w:color="999999" w:sz="1"/>
+              <w:left w:val="single" w:color="999999" w:sz="1"/>
+              <w:bottom w:val="single" w:color="999999" w:sz="1"/>
+              <w:right w:val="single" w:color="999999" w:sz="1"/>
+            </w:tcBorders>
+            <w:shd w:fill="D5E8F0" w:val="clear"/>
+            <w:tcMar>
+              <w:top w:type="dxa" w:w="60"/>
+              <w:left w:type="dxa" w:w="100"/>
+              <w:bottom w:type="dxa" w:w="60"/>
+              <w:right w:type="dxa" w:w="100"/>
+            </w:tcMar>
+          </w:tcPr>
+          <w:p>
+            <w:pPr>
+              <w:spacing w:after="0" w:line="276"/>
+              <w:jc w:val="center"/>
+            </w:pPr>
+            <w:r>
+              <w:rPr>
+                <w:rFonts w:ascii="Times New Roman" w:cs="Times New Roman" w:eastAsia="Times New Roman" w:hAnsi="Times New Roman"/>
+                <w:b/>
+                <w:bCs/>
+                <w:sz w:val="24"/>
+                <w:szCs w:val="24"/>
+              </w:rPr>
+              <w:t xml:space="preserve">Файл</w:t>
+            </w:r>
+          </w:p>
+        </w:tc>
+        <w:tc>
+          <w:tcPr>
+            <w:tcW w:type="dxa" w:w="3400"/>
+            <w:tcBorders>
+              <w:top w:val="single" w:color="999999" w:sz="1"/>
+              <w:left w:val="single" w:color="999999" w:sz="1"/>
+              <w:bottom w:val="single" w:color="999999" w:sz="1"/>
+              <w:right w:val="single" w:color="999999" w:sz="1"/>
+            </w:tcBorders>
+            <w:shd w:fill="D5E8F0" w:val="clear"/>
+            <w:tcMar>
+              <w:top w:type="dxa" w:w="60"/>
+              <w:left w:type="dxa" w:w="100"/>
+              <w:bottom w:type="dxa" w:w="60"/>
+              <w:right w:type="dxa" w:w="100"/>
+            </w:tcMar>
+          </w:tcPr>
+          <w:p>
+            <w:pPr>
+              <w:spacing w:after="0" w:line="276"/>
+              <w:jc w:val="center"/>
+            </w:pPr>
+            <w:r>
+              <w:rPr>
+                <w:rFonts w:ascii="Times New Roman" w:cs="Times New Roman" w:eastAsia="Times New Roman" w:hAnsi="Times New Roman"/>
+                <w:b/>
+                <w:bCs/>
+                <w:sz w:val="24"/>
+                <w:szCs w:val="24"/>
+              </w:rPr>
+              <w:t xml:space="preserve">Описание</w:t>
+            </w:r>
+          </w:p>
+        </w:tc>
+      </w:tr>
+      <w:tr>
+        <w:tc>
+          <w:tcPr>
+            <w:tcW w:type="dxa" w:w="2400"/>
+            <w:tcBorders>
+              <w:top w:val="single" w:color="999999" w:sz="1"/>
+              <w:left w:val="single" w:color="999999" w:sz="1"/>
+              <w:bottom w:val="single" w:color="999999" w:sz="1"/>
+              <w:right w:val="single" w:color="999999" w:sz="1"/>
+            </w:tcBorders>
+            <w:tcMar>
+              <w:top w:type="dxa" w:w="60"/>
+              <w:left w:type="dxa" w:w="100"/>
+              <w:bottom w:type="dxa" w:w="60"/>
+              <w:right w:type="dxa" w:w="100"/>
+            </w:tcMar>
+          </w:tcPr>
+          <w:p>
+            <w:pPr>
+              <w:spacing w:after="0" w:line="276"/>
+              <w:jc w:val="left"/>
+            </w:pPr>
+            <w:r>
+              <w:rPr>
+                <w:rFonts w:ascii="Times New Roman" w:cs="Times New Roman" w:eastAsia="Times New Roman" w:hAnsi="Times New Roman"/>
+                <w:b w:val="false"/>
+                <w:bCs w:val="false"/>
+                <w:sz w:val="24"/>
+                <w:szCs w:val="24"/>
+              </w:rPr>
+              <w:t xml:space="preserve">Wave Demo</w:t>
+            </w:r>
+          </w:p>
+        </w:tc>
+        <w:tc>
+          <w:tcPr>
+            <w:tcW w:type="dxa" w:w="3200"/>
+            <w:tcBorders>
+              <w:top w:val="single" w:color="999999" w:sz="1"/>
+              <w:left w:val="single" w:color="999999" w:sz="1"/>
+              <w:bottom w:val="single" w:color="999999" w:sz="1"/>
+              <w:right w:val="single" w:color="999999" w:sz="1"/>
+            </w:tcBorders>
+            <w:tcMar>
+              <w:top w:type="dxa" w:w="60"/>
+              <w:left w:type="dxa" w:w="100"/>
+              <w:bottom w:type="dxa" w:w="60"/>
+              <w:right w:type="dxa" w:w="100"/>
+            </w:tcMar>
+          </w:tcPr>
+          <w:p>
+            <w:pPr>
+              <w:spacing w:after="0" w:line="276"/>
+              <w:jc w:val="center"/>
+            </w:pPr>
+            <w:r>
+              <w:rPr>
+                <w:rFonts w:ascii="Times New Roman" w:cs="Times New Roman" w:eastAsia="Times New Roman" w:hAnsi="Times New Roman"/>
+                <w:b w:val="false"/>
+                <w:bCs w:val="false"/>
+                <w:sz w:val="24"/>
+                <w:szCs w:val="24"/>
+              </w:rPr>
+              <w:t xml:space="preserve">programs/wave_demo.py</w:t>
+            </w:r>
+          </w:p>
+        </w:tc>
+        <w:tc>
+          <w:tcPr>
+            <w:tcW w:type="dxa" w:w="3400"/>
+            <w:tcBorders>
+              <w:top w:val="single" w:color="999999" w:sz="1"/>
+              <w:left w:val="single" w:color="999999" w:sz="1"/>
+              <w:bottom w:val="single" w:color="999999" w:sz="1"/>
+              <w:right w:val="single" w:color="999999" w:sz="1"/>
+            </w:tcBorders>
+            <w:tcMar>
+              <w:top w:type="dxa" w:w="60"/>
+              <w:left w:type="dxa" w:w="100"/>
+              <w:bottom w:type="dxa" w:w="60"/>
+              <w:right w:type="dxa" w:w="100"/>
+            </w:tcMar>
+          </w:tcPr>
+          <w:p>
+            <w:pPr>
+              <w:spacing w:after="0" w:line="276"/>
+              <w:jc w:val="center"/>
+            </w:pPr>
+            <w:r>
+              <w:rPr>
+                <w:rFonts w:ascii="Times New Roman" w:cs="Times New Roman" w:eastAsia="Times New Roman" w:hAnsi="Times New Roman"/>
+                <w:b w:val="false"/>
+                <w:bCs w:val="false"/>
+                <w:sz w:val="24"/>
+                <w:szCs w:val="24"/>
+              </w:rPr>
+              <w:t xml:space="preserve">Синусоидальная волновая демонстрация на суставах плеча и основания</w:t>
+            </w:r>
+          </w:p>
+        </w:tc>
+      </w:tr>
+      <w:tr>
+        <w:tc>
+          <w:tcPr>
+            <w:tcW w:type="dxa" w:w="2400"/>
+            <w:tcBorders>
+              <w:top w:val="single" w:color="999999" w:sz="1"/>
+              <w:left w:val="single" w:color="999999" w:sz="1"/>
+              <w:bottom w:val="single" w:color="999999" w:sz="1"/>
+              <w:right w:val="single" w:color="999999" w:sz="1"/>
+            </w:tcBorders>
+            <w:tcMar>
+              <w:top w:type="dxa" w:w="60"/>
+              <w:left w:type="dxa" w:w="100"/>
+              <w:bottom w:type="dxa" w:w="60"/>
+              <w:right w:type="dxa" w:w="100"/>
+            </w:tcMar>
+          </w:tcPr>
+          <w:p>
+            <w:pPr>
+              <w:spacing w:after="0" w:line="276"/>
+              <w:jc w:val="left"/>
+            </w:pPr>
+            <w:r>
+              <w:rPr>
+                <w:rFonts w:ascii="Times New Roman" w:cs="Times New Roman" w:eastAsia="Times New Roman" w:hAnsi="Times New Roman"/>
+                <w:b w:val="false"/>
+                <w:bCs w:val="false"/>
+                <w:sz w:val="24"/>
+                <w:szCs w:val="24"/>
+              </w:rPr>
+              <w:t xml:space="preserve">Pick and Place</w:t>
+            </w:r>
+          </w:p>
+        </w:tc>
+        <w:tc>
+          <w:tcPr>
+            <w:tcW w:type="dxa" w:w="3200"/>
+            <w:tcBorders>
+              <w:top w:val="single" w:color="999999" w:sz="1"/>
+              <w:left w:val="single" w:color="999999" w:sz="1"/>
+              <w:bottom w:val="single" w:color="999999" w:sz="1"/>
+              <w:right w:val="single" w:color="999999" w:sz="1"/>
+            </w:tcBorders>
+            <w:tcMar>
+              <w:top w:type="dxa" w:w="60"/>
+              <w:left w:type="dxa" w:w="100"/>
+              <w:bottom w:type="dxa" w:w="60"/>
+              <w:right w:type="dxa" w:w="100"/>
+            </w:tcMar>
+          </w:tcPr>
+          <w:p>
+            <w:pPr>
+              <w:spacing w:after="0" w:line="276"/>
+              <w:jc w:val="center"/>
+            </w:pPr>
+            <w:r>
+              <w:rPr>
+                <w:rFonts w:ascii="Times New Roman" w:cs="Times New Roman" w:eastAsia="Times New Roman" w:hAnsi="Times New Roman"/>
+                <w:b w:val="false"/>
+                <w:bCs w:val="false"/>
+                <w:sz w:val="24"/>
+                <w:szCs w:val="24"/>
+              </w:rPr>
+              <w:t xml:space="preserve">programs/pick_and_place.py</w:t>
+            </w:r>
+          </w:p>
+        </w:tc>
+        <w:tc>
+          <w:tcPr>
+            <w:tcW w:type="dxa" w:w="3400"/>
+            <w:tcBorders>
+              <w:top w:val="single" w:color="999999" w:sz="1"/>
+              <w:left w:val="single" w:color="999999" w:sz="1"/>
+              <w:bottom w:val="single" w:color="999999" w:sz="1"/>
+              <w:right w:val="single" w:color="999999" w:sz="1"/>
+            </w:tcBorders>
+            <w:tcMar>
+              <w:top w:type="dxa" w:w="60"/>
+              <w:left w:type="dxa" w:w="100"/>
+              <w:bottom w:type="dxa" w:w="60"/>
+              <w:right w:type="dxa" w:w="100"/>
+            </w:tcMar>
+          </w:tcPr>
+          <w:p>
+            <w:pPr>
+              <w:spacing w:after="0" w:line="276"/>
+              <w:jc w:val="center"/>
+            </w:pPr>
+            <w:r>
+              <w:rPr>
+                <w:rFonts w:ascii="Times New Roman" w:cs="Times New Roman" w:eastAsia="Times New Roman" w:hAnsi="Times New Roman"/>
+                <w:b w:val="false"/>
+                <w:bCs w:val="false"/>
+                <w:sz w:val="24"/>
+                <w:szCs w:val="24"/>
+              </w:rPr>
+              <w:t xml:space="preserve">Захват объекта в точке pick и перемещение в точку place через IK</w:t>
+            </w:r>
+          </w:p>
+        </w:tc>
+      </w:tr>
+      <w:tr>
+        <w:tc>
+          <w:tcPr>
+            <w:tcW w:type="dxa" w:w="2400"/>
+            <w:tcBorders>
+              <w:top w:val="single" w:color="999999" w:sz="1"/>
+              <w:left w:val="single" w:color="999999" w:sz="1"/>
+              <w:bottom w:val="single" w:color="999999" w:sz="1"/>
+              <w:right w:val="single" w:color="999999" w:sz="1"/>
+            </w:tcBorders>
+            <w:tcMar>
+              <w:top w:type="dxa" w:w="60"/>
+              <w:left w:type="dxa" w:w="100"/>
+              <w:bottom w:type="dxa" w:w="60"/>
+              <w:right w:type="dxa" w:w="100"/>
+            </w:tcMar>
+          </w:tcPr>
+          <w:p>
+            <w:pPr>
+              <w:spacing w:after="0" w:line="276"/>
+              <w:jc w:val="left"/>
+            </w:pPr>
+            <w:r>
+              <w:rPr>
+                <w:rFonts w:ascii="Times New Roman" w:cs="Times New Roman" w:eastAsia="Times New Roman" w:hAnsi="Times New Roman"/>
+                <w:b w:val="false"/>
+                <w:bCs w:val="false"/>
+                <w:sz w:val="24"/>
+                <w:szCs w:val="24"/>
+              </w:rPr>
+              <w:t xml:space="preserve">Draw Square</w:t>
+            </w:r>
+          </w:p>
+        </w:tc>
+        <w:tc>
+          <w:tcPr>
+            <w:tcW w:type="dxa" w:w="3200"/>
+            <w:tcBorders>
+              <w:top w:val="single" w:color="999999" w:sz="1"/>
+              <w:left w:val="single" w:color="999999" w:sz="1"/>
+              <w:bottom w:val="single" w:color="999999" w:sz="1"/>
+              <w:right w:val="single" w:color="999999" w:sz="1"/>
+            </w:tcBorders>
+            <w:tcMar>
+              <w:top w:type="dxa" w:w="60"/>
+              <w:left w:type="dxa" w:w="100"/>
+              <w:bottom w:type="dxa" w:w="60"/>
+              <w:right w:type="dxa" w:w="100"/>
+            </w:tcMar>
+          </w:tcPr>
+          <w:p>
+            <w:pPr>
+              <w:spacing w:after="0" w:line="276"/>
+              <w:jc w:val="center"/>
+            </w:pPr>
+            <w:r>
+              <w:rPr>
+                <w:rFonts w:ascii="Times New Roman" w:cs="Times New Roman" w:eastAsia="Times New Roman" w:hAnsi="Times New Roman"/>
+                <w:b w:val="false"/>
+                <w:bCs w:val="false"/>
+                <w:sz w:val="24"/>
+                <w:szCs w:val="24"/>
+              </w:rPr>
+              <w:t xml:space="preserve">programs/draw_square.py</w:t>
+            </w:r>
+          </w:p>
+        </w:tc>
+        <w:tc>
+          <w:tcPr>
+            <w:tcW w:type="dxa" w:w="3400"/>
+            <w:tcBorders>
+              <w:top w:val="single" w:color="999999" w:sz="1"/>
+              <w:left w:val="single" w:color="999999" w:sz="1"/>
+              <w:bottom w:val="single" w:color="999999" w:sz="1"/>
+              <w:right w:val="single" w:color="999999" w:sz="1"/>
+            </w:tcBorders>
+            <w:tcMar>
+              <w:top w:type="dxa" w:w="60"/>
+              <w:left w:type="dxa" w:w="100"/>
+              <w:bottom w:type="dxa" w:w="60"/>
+              <w:right w:type="dxa" w:w="100"/>
+            </w:tcMar>
+          </w:tcPr>
+          <w:p>
+            <w:pPr>
+              <w:spacing w:after="0" w:line="276"/>
+              <w:jc w:val="center"/>
+            </w:pPr>
+            <w:r>
+              <w:rPr>
+                <w:rFonts w:ascii="Times New Roman" w:cs="Times New Roman" w:eastAsia="Times New Roman" w:hAnsi="Times New Roman"/>
+                <w:b w:val="false"/>
+                <w:bCs w:val="false"/>
+                <w:sz w:val="24"/>
+                <w:szCs w:val="24"/>
+              </w:rPr>
+              <w:t xml:space="preserve">Трассировка квадратной траектории в плоскости XY через IK</w:t>
+            </w:r>
+          </w:p>
+        </w:tc>
+      </w:tr>
+      <w:tr>
+        <w:tc>
+          <w:tcPr>
+            <w:tcW w:type="dxa" w:w="2400"/>
+            <w:tcBorders>
+              <w:top w:val="single" w:color="999999" w:sz="1"/>
+              <w:left w:val="single" w:color="999999" w:sz="1"/>
+              <w:bottom w:val="single" w:color="999999" w:sz="1"/>
+              <w:right w:val="single" w:color="999999" w:sz="1"/>
+            </w:tcBorders>
+            <w:tcMar>
+              <w:top w:type="dxa" w:w="60"/>
+              <w:left w:type="dxa" w:w="100"/>
+              <w:bottom w:type="dxa" w:w="60"/>
+              <w:right w:type="dxa" w:w="100"/>
+            </w:tcMar>
+          </w:tcPr>
+          <w:p>
+            <w:pPr>
+              <w:spacing w:after="0" w:line="276"/>
+              <w:jc w:val="left"/>
+            </w:pPr>
+            <w:r>
+              <w:rPr>
+                <w:rFonts w:ascii="Times New Roman" w:cs="Times New Roman" w:eastAsia="Times New Roman" w:hAnsi="Times New Roman"/>
+                <w:b w:val="false"/>
+                <w:bCs w:val="false"/>
+                <w:sz w:val="24"/>
+                <w:szCs w:val="24"/>
+              </w:rPr>
+              <w:t xml:space="preserve">Calibration</w:t>
+            </w:r>
+          </w:p>
+        </w:tc>
+        <w:tc>
+          <w:tcPr>
+            <w:tcW w:type="dxa" w:w="3200"/>
+            <w:tcBorders>
+              <w:top w:val="single" w:color="999999" w:sz="1"/>
+              <w:left w:val="single" w:color="999999" w:sz="1"/>
+              <w:bottom w:val="single" w:color="999999" w:sz="1"/>
+              <w:right w:val="single" w:color="999999" w:sz="1"/>
+            </w:tcBorders>
+            <w:tcMar>
+              <w:top w:type="dxa" w:w="60"/>
+              <w:left w:type="dxa" w:w="100"/>
+              <w:bottom w:type="dxa" w:w="60"/>
+              <w:right w:type="dxa" w:w="100"/>
+            </w:tcMar>
+          </w:tcPr>
+          <w:p>
+            <w:pPr>
+              <w:spacing w:after="0" w:line="276"/>
+              <w:jc w:val="center"/>
+            </w:pPr>
+            <w:r>
+              <w:rPr>
+                <w:rFonts w:ascii="Times New Roman" w:cs="Times New Roman" w:eastAsia="Times New Roman" w:hAnsi="Times New Roman"/>
+                <w:b w:val="false"/>
+                <w:bCs w:val="false"/>
+                <w:sz w:val="24"/>
+                <w:szCs w:val="24"/>
+              </w:rPr>
+              <w:t xml:space="preserve">programs/calibration.py</w:t>
+            </w:r>
+          </w:p>
+        </w:tc>
+        <w:tc>
+          <w:tcPr>
+            <w:tcW w:type="dxa" w:w="3400"/>
+            <w:tcBorders>
+              <w:top w:val="single" w:color="999999" w:sz="1"/>
+              <w:left w:val="single" w:color="999999" w:sz="1"/>
+              <w:bottom w:val="single" w:color="999999" w:sz="1"/>
+              <w:right w:val="single" w:color="999999" w:sz="1"/>
+            </w:tcBorders>
+            <w:tcMar>
+              <w:top w:type="dxa" w:w="60"/>
+              <w:left w:type="dxa" w:w="100"/>
+              <w:bottom w:type="dxa" w:w="60"/>
+              <w:right w:type="dxa" w:w="100"/>
+            </w:tcMar>
+          </w:tcPr>
+          <w:p>
+            <w:pPr>
+              <w:spacing w:after="0" w:line="276"/>
+              <w:jc w:val="center"/>
+            </w:pPr>
+            <w:r>
+              <w:rPr>
+                <w:rFonts w:ascii="Times New Roman" w:cs="Times New Roman" w:eastAsia="Times New Roman" w:hAnsi="Times New Roman"/>
+                <w:b w:val="false"/>
+                <w:bCs w:val="false"/>
+                <w:sz w:val="24"/>
+                <w:szCs w:val="24"/>
+              </w:rPr>
+              <w:t xml:space="preserve">Автоматическая калибровка: проверка диапазонов, измерение ошибки позиционирования</w:t>
+            </w:r>
+          </w:p>
+        </w:tc>
+      </w:tr>
+      <w:tr>
+        <w:tc>
+          <w:tcPr>
+            <w:tcW w:type="dxa" w:w="2400"/>
+            <w:tcBorders>
+              <w:top w:val="single" w:color="999999" w:sz="1"/>
+              <w:left w:val="single" w:color="999999" w:sz="1"/>
+              <w:bottom w:val="single" w:color="999999" w:sz="1"/>
+              <w:right w:val="single" w:color="999999" w:sz="1"/>
+            </w:tcBorders>
+            <w:tcMar>
+              <w:top w:type="dxa" w:w="60"/>
+              <w:left w:type="dxa" w:w="100"/>
+              <w:bottom w:type="dxa" w:w="60"/>
+              <w:right w:type="dxa" w:w="100"/>
+            </w:tcMar>
+          </w:tcPr>
+          <w:p>
+            <w:pPr>
+              <w:spacing w:after="0" w:line="276"/>
+              <w:jc w:val="left"/>
+            </w:pPr>
+            <w:r>
+              <w:rPr>
+                <w:rFonts w:ascii="Times New Roman" w:cs="Times New Roman" w:eastAsia="Times New Roman" w:hAnsi="Times New Roman"/>
+                <w:b w:val="false"/>
+                <w:bCs w:val="false"/>
+                <w:sz w:val="24"/>
+                <w:szCs w:val="24"/>
+              </w:rPr>
+              <w:t xml:space="preserve">Spiral Scan</w:t>
+            </w:r>
+          </w:p>
+        </w:tc>
+        <w:tc>
+          <w:tcPr>
+            <w:tcW w:type="dxa" w:w="3200"/>
+            <w:tcBorders>
+              <w:top w:val="single" w:color="999999" w:sz="1"/>
+              <w:left w:val="single" w:color="999999" w:sz="1"/>
+              <w:bottom w:val="single" w:color="999999" w:sz="1"/>
+              <w:right w:val="single" w:color="999999" w:sz="1"/>
+            </w:tcBorders>
+            <w:tcMar>
+              <w:top w:type="dxa" w:w="60"/>
+              <w:left w:type="dxa" w:w="100"/>
+              <w:bottom w:type="dxa" w:w="60"/>
+              <w:right w:type="dxa" w:w="100"/>
+            </w:tcMar>
+          </w:tcPr>
+          <w:p>
+            <w:pPr>
+              <w:spacing w:after="0" w:line="276"/>
+              <w:jc w:val="center"/>
+            </w:pPr>
+            <w:r>
+              <w:rPr>
+                <w:rFonts w:ascii="Times New Roman" w:cs="Times New Roman" w:eastAsia="Times New Roman" w:hAnsi="Times New Roman"/>
+                <w:b w:val="false"/>
+                <w:bCs w:val="false"/>
+                <w:sz w:val="24"/>
+                <w:szCs w:val="24"/>
+              </w:rPr>
+              <w:t xml:space="preserve">programs/spiral_scan.py</w:t>
+            </w:r>
+          </w:p>
+        </w:tc>
+        <w:tc>
+          <w:tcPr>
+            <w:tcW w:type="dxa" w:w="3400"/>
+            <w:tcBorders>
+              <w:top w:val="single" w:color="999999" w:sz="1"/>
+              <w:left w:val="single" w:color="999999" w:sz="1"/>
+              <w:bottom w:val="single" w:color="999999" w:sz="1"/>
+              <w:right w:val="single" w:color="999999" w:sz="1"/>
+            </w:tcBorders>
+            <w:tcMar>
+              <w:top w:type="dxa" w:w="60"/>
+              <w:left w:type="dxa" w:w="100"/>
+              <w:bottom w:type="dxa" w:w="60"/>
+              <w:right w:type="dxa" w:w="100"/>
+            </w:tcMar>
+          </w:tcPr>
+          <w:p>
+            <w:pPr>
+              <w:spacing w:after="0" w:line="276"/>
+              <w:jc w:val="center"/>
+            </w:pPr>
+            <w:r>
+              <w:rPr>
+                <w:rFonts w:ascii="Times New Roman" w:cs="Times New Roman" w:eastAsia="Times New Roman" w:hAnsi="Times New Roman"/>
+                <w:b w:val="false"/>
+                <w:bCs w:val="false"/>
+                <w:sz w:val="24"/>
+                <w:szCs w:val="24"/>
+              </w:rPr>
+              <w:t xml:space="preserve">Спиральное сканирование рабочей зоны для картографирования пространства</w:t>
+            </w:r>
+          </w:p>
+        </w:tc>
+      </w:tr>
+    </w:tbl>
+    <w:p>
+      <w:pPr>
+        <w:spacing w:after="0" w:line="360"/>
+      </w:pPr>
+    </w:p>
+    <w:p>
+      <w:pPr>
+        <w:spacing w:after="120" w:line="360"/>
+        <w:ind w:firstLine="709"/>
+        <w:jc w:val="both"/>
+      </w:pPr>
+      <w:r>
+        <w:rPr>
+          <w:rFonts w:ascii="Times New Roman" w:cs="Times New Roman" w:eastAsia="Times New Roman" w:hAnsi="Times New Roman"/>
+          <w:b w:val="false"/>
+          <w:bCs w:val="false"/>
+          <w:i w:val="false"/>
+          <w:iCs w:val="false"/>
+          <w:sz w:val="28"/>
+          <w:szCs w:val="28"/>
+        </w:rPr>
+        <w:t xml:space="preserve">Каждая программа запускается как автономный скрипт с аргументами командной строки (argparse), так и программно через Python API: prog = PickAndPlace(controller, cycles=5); prog.on_step = print; prog.run(). Метод stop() устанавливает флаг прерывания, который программа проверяет между шагами, обеспечивая корректное завершение без обрыва движения на полуходу.</w:t>
       </w:r>
     </w:p>
     <w:p>
